--- a/skinGradientDecent_V6/Eighth ISIC Skin Image Analysis Workshop/Eighth ISIC Skin Image Analysis Workshop Submission.docx
+++ b/skinGradientDecent_V6/Eighth ISIC Skin Image Analysis Workshop/Eighth ISIC Skin Image Analysis Workshop Submission.docx
@@ -1,6 +1,6 @@
 
 <file path=word/document.xml><?xml version="1.0" encoding="utf-8"?>
-<w:document xmlns:wpc="http://schemas.microsoft.com/office/word/2010/wordprocessingCanvas" xmlns:cx="http://schemas.microsoft.com/office/drawing/2014/chartex" xmlns:cx1="http://schemas.microsoft.com/office/drawing/2015/9/8/chartex" xmlns:cx2="http://schemas.microsoft.com/office/drawing/2015/10/21/chartex" xmlns:cx3="http://schemas.microsoft.com/office/drawing/2016/5/9/chartex" xmlns:cx4="http://schemas.microsoft.com/office/drawing/2016/5/10/chartex" xmlns:cx5="http://schemas.microsoft.com/office/drawing/2016/5/11/chartex" xmlns:cx6="http://schemas.microsoft.com/office/drawing/2016/5/12/chartex" xmlns:cx7="http://schemas.microsoft.com/office/drawing/2016/5/13/chartex" xmlns:cx8="http://schemas.microsoft.com/office/drawing/2016/5/14/chartex" xmlns:mc="http://schemas.openxmlformats.org/markup-compatibility/2006" xmlns:aink="http://schemas.microsoft.com/office/drawing/2016/ink" xmlns:am3d="http://schemas.microsoft.com/office/drawing/2017/model3d" xmlns:o="urn:schemas-microsoft-com:office:office" xmlns:oel="http://schemas.microsoft.com/office/2019/extlst" xmlns:r="http://schemas.openxmlformats.org/officeDocument/2006/relationships" xmlns:m="http://schemas.openxmlformats.org/officeDocument/2006/math" xmlns:v="urn:schemas-microsoft-com:vml" xmlns:wp14="http://schemas.microsoft.com/office/word/2010/wordprocessingDrawing" xmlns:wp="http://schemas.openxmlformats.org/drawingml/2006/wordprocessingDrawing" xmlns:w10="urn:schemas-microsoft-com:office:word" xmlns:w="http://schemas.openxmlformats.org/wordprocessingml/2006/main" xmlns:w14="http://schemas.microsoft.com/office/word/2010/wordml" xmlns:w15="http://schemas.microsoft.com/office/word/2012/wordml" xmlns:w16cex="http://schemas.microsoft.com/office/word/2018/wordml/cex" xmlns:w16cid="http://schemas.microsoft.com/office/word/2016/wordml/cid" xmlns:w16="http://schemas.microsoft.com/office/word/2018/wordml" xmlns:w16du="http://schemas.microsoft.com/office/word/2023/wordml/word16du" xmlns:w16sdtdh="http://schemas.microsoft.com/office/word/2020/wordml/sdtdatahash" xmlns:w16se="http://schemas.microsoft.com/office/word/2015/wordml/symex" xmlns:wpg="http://schemas.microsoft.com/office/word/2010/wordprocessingGroup" xmlns:wpi="http://schemas.microsoft.com/office/word/2010/wordprocessingInk" xmlns:wne="http://schemas.microsoft.com/office/word/2006/wordml" xmlns:wps="http://schemas.microsoft.com/office/word/2010/wordprocessingShape" mc:Ignorable="w14 w15 w16se w16cid w16 w16cex w16sdtdh wp14">
+<w:document xmlns:wpc="http://schemas.microsoft.com/office/word/2010/wordprocessingCanvas" xmlns:cx="http://schemas.microsoft.com/office/drawing/2014/chartex" xmlns:cx1="http://schemas.microsoft.com/office/drawing/2015/9/8/chartex" xmlns:cx2="http://schemas.microsoft.com/office/drawing/2015/10/21/chartex" xmlns:cx3="http://schemas.microsoft.com/office/drawing/2016/5/9/chartex" xmlns:cx4="http://schemas.microsoft.com/office/drawing/2016/5/10/chartex" xmlns:cx5="http://schemas.microsoft.com/office/drawing/2016/5/11/chartex" xmlns:cx6="http://schemas.microsoft.com/office/drawing/2016/5/12/chartex" xmlns:cx7="http://schemas.microsoft.com/office/drawing/2016/5/13/chartex" xmlns:cx8="http://schemas.microsoft.com/office/drawing/2016/5/14/chartex" xmlns:mc="http://schemas.openxmlformats.org/markup-compatibility/2006" xmlns:aink="http://schemas.microsoft.com/office/drawing/2016/ink" xmlns:am3d="http://schemas.microsoft.com/office/drawing/2017/model3d" xmlns:o="urn:schemas-microsoft-com:office:office" xmlns:oel="http://schemas.microsoft.com/office/2019/extlst" xmlns:r="http://schemas.openxmlformats.org/officeDocument/2006/relationships" xmlns:m="http://schemas.openxmlformats.org/officeDocument/2006/math" xmlns:v="urn:schemas-microsoft-com:vml" xmlns:wp14="http://schemas.microsoft.com/office/word/2010/wordprocessingDrawing" xmlns:wp="http://schemas.openxmlformats.org/drawingml/2006/wordprocessingDrawing" xmlns:w10="urn:schemas-microsoft-com:office:word" xmlns:w="http://schemas.openxmlformats.org/wordprocessingml/2006/main" xmlns:w14="http://schemas.microsoft.com/office/word/2010/wordml" xmlns:w15="http://schemas.microsoft.com/office/word/2012/wordml" xmlns:w16cex="http://schemas.microsoft.com/office/word/2018/wordml/cex" xmlns:w16cid="http://schemas.microsoft.com/office/word/2016/wordml/cid" xmlns:w16="http://schemas.microsoft.com/office/word/2018/wordml" xmlns:w16sdtdh="http://schemas.microsoft.com/office/word/2020/wordml/sdtdatahash" xmlns:w16se="http://schemas.microsoft.com/office/word/2015/wordml/symex" xmlns:wpg="http://schemas.microsoft.com/office/word/2010/wordprocessingGroup" xmlns:wpi="http://schemas.microsoft.com/office/word/2010/wordprocessingInk" xmlns:wne="http://schemas.microsoft.com/office/word/2006/wordml" xmlns:wps="http://schemas.microsoft.com/office/word/2010/wordprocessingShape" mc:Ignorable="w14 w15 w16se w16cid w16 w16cex w16sdtdh wp14">
   <w:body>
     <w:p>
       <w:pPr>
@@ -3171,7 +3171,27 @@
           <w:szCs w:val="24"/>
           <w14:ligatures w14:val="none"/>
         </w:rPr>
-        <w:t xml:space="preserve">When discriminating between classes of object within groups it is necessary to place the distributions into separate regions. This is primarily achieved with the introduction of weight into the running averages during training, as well as implementing the k-means clustering method to add a layer of uniformity and general identity between classes of objects. </w:t>
+        <w:t>When discriminating between classes of object within groups it is necessary to place the distributions into separate regions. This is primarily achieved with the introduction of weight into the running averages during training, as well as implementing the k-means clustering method</w:t>
+      </w:r>
+      <w:r>
+        <w:rPr>
+          <w:rFonts w:ascii="Times New Roman" w:hAnsi="Times New Roman" w:cs="Times New Roman"/>
+          <w:kern w:val="0"/>
+          <w:sz w:val="24"/>
+          <w:szCs w:val="24"/>
+          <w14:ligatures w14:val="none"/>
+        </w:rPr>
+        <w:t xml:space="preserve"> enabled with backpropagation on the centroids </w:t>
+      </w:r>
+      <w:r>
+        <w:rPr>
+          <w:rFonts w:ascii="Times New Roman" w:hAnsi="Times New Roman" w:cs="Times New Roman"/>
+          <w:kern w:val="0"/>
+          <w:sz w:val="24"/>
+          <w:szCs w:val="24"/>
+          <w14:ligatures w14:val="none"/>
+        </w:rPr>
+        <w:t xml:space="preserve">to add a layer of uniformity and general identity between classes of objects. </w:t>
       </w:r>
       <w:r>
         <w:rPr>
@@ -3293,7 +3313,6 @@
           <w:szCs w:val="28"/>
           <w14:ligatures w14:val="none"/>
         </w:rPr>
-        <w:lastRenderedPageBreak/>
         <w:t>1.</w:t>
       </w:r>
       <w:r>
@@ -3849,7 +3868,7 @@
           <w:sz w:val="24"/>
           <w:szCs w:val="24"/>
         </w:rPr>
-        <w:t xml:space="preserve"> in [3].  The use of this method in computer vision has proven to be unmatched against several different methods including k-NN, k-means in isolation, and Naïve </w:t>
+        <w:t xml:space="preserve"> in [3].  The use of this method in computer vision has proven to be </w:t>
       </w:r>
       <w:r>
         <w:rPr>
@@ -3858,7 +3877,7 @@
           <w:szCs w:val="24"/>
         </w:rPr>
         <w:lastRenderedPageBreak/>
-        <w:t>Bayes. The Gradient Decent Method outperforms the others in a variety of metrics, the most important being the minimization of the cost function.  From this standpoint, I have demonstrated the power of the convolutional paradigm</w:t>
+        <w:t>unmatched against several different methods including k-NN, k-means in isolation, and Naïve Bayes. The Gradient Decent Method outperforms the others in a variety of metrics, the most important being the minimization of the cost function.  From this standpoint, I have demonstrated the power of the convolutional paradigm</w:t>
       </w:r>
       <w:r>
         <w:rPr>
@@ -4395,7 +4414,7 @@
           <w14:ligatures w14:val="none"/>
         </w:rPr>
         <w:tab/>
-        <w:t xml:space="preserve">From the result we can see the effectiveness for different algorithm implementations on separate data sets. The modifications required for Derm7pt necessitated expanding the object classes into groups that may extend to infinity, whereas for MedNode we only needed two </w:t>
+        <w:t xml:space="preserve">From the result we can see the effectiveness for different algorithm implementations on separate data sets. The modifications required for Derm7pt necessitated expanding the object </w:t>
       </w:r>
       <w:r>
         <w:rPr>
@@ -4406,7 +4425,7 @@
           <w14:ligatures w14:val="none"/>
         </w:rPr>
         <w:lastRenderedPageBreak/>
-        <w:t xml:space="preserve">classes in one group for a determination. The effectiveness of the Gradient Decent </w:t>
+        <w:t xml:space="preserve">classes into groups that may extend to infinity, whereas for MedNode we only needed two classes in one group for a determination. The effectiveness of the Gradient Decent </w:t>
       </w:r>
       <w:r>
         <w:rPr>
@@ -4683,7 +4702,6 @@
           <w:szCs w:val="28"/>
           <w14:ligatures w14:val="none"/>
         </w:rPr>
-        <w:lastRenderedPageBreak/>
         <w:t>REFERENCES</w:t>
       </w:r>
     </w:p>
@@ -4750,7 +4768,73 @@
           <w:szCs w:val="24"/>
           <w14:ligatures w14:val="none"/>
         </w:rPr>
-        <w:t xml:space="preserve">I. Giotis, N. Molders, S. Land, M. Biehl, M.F. Jonkman and N. Petkov: "MED-NODE: A computer-assisted melanoma diagnosis system using non-dermoscopic images", </w:t>
+        <w:t xml:space="preserve">I. Giotis, N. Molders, S. Land, M. Biehl, M.F. </w:t>
+      </w:r>
+      <w:proofErr w:type="spellStart"/>
+      <w:r>
+        <w:rPr>
+          <w:rFonts w:ascii="Times New Roman" w:hAnsi="Times New Roman" w:cs="Times New Roman"/>
+          <w:kern w:val="0"/>
+          <w:sz w:val="24"/>
+          <w:szCs w:val="24"/>
+          <w14:ligatures w14:val="none"/>
+        </w:rPr>
+        <w:t>Jonkman</w:t>
+      </w:r>
+      <w:proofErr w:type="spellEnd"/>
+      <w:r>
+        <w:rPr>
+          <w:rFonts w:ascii="Times New Roman" w:hAnsi="Times New Roman" w:cs="Times New Roman"/>
+          <w:kern w:val="0"/>
+          <w:sz w:val="24"/>
+          <w:szCs w:val="24"/>
+          <w14:ligatures w14:val="none"/>
+        </w:rPr>
+        <w:t xml:space="preserve"> and N. </w:t>
+      </w:r>
+      <w:proofErr w:type="spellStart"/>
+      <w:r>
+        <w:rPr>
+          <w:rFonts w:ascii="Times New Roman" w:hAnsi="Times New Roman" w:cs="Times New Roman"/>
+          <w:kern w:val="0"/>
+          <w:sz w:val="24"/>
+          <w:szCs w:val="24"/>
+          <w14:ligatures w14:val="none"/>
+        </w:rPr>
+        <w:t>Petkov</w:t>
+      </w:r>
+      <w:proofErr w:type="spellEnd"/>
+      <w:r>
+        <w:rPr>
+          <w:rFonts w:ascii="Times New Roman" w:hAnsi="Times New Roman" w:cs="Times New Roman"/>
+          <w:kern w:val="0"/>
+          <w:sz w:val="24"/>
+          <w:szCs w:val="24"/>
+          <w14:ligatures w14:val="none"/>
+        </w:rPr>
+        <w:t>: "MED-NODE: A computer-assisted melanoma diagnosis system using non-</w:t>
+      </w:r>
+      <w:proofErr w:type="spellStart"/>
+      <w:r>
+        <w:rPr>
+          <w:rFonts w:ascii="Times New Roman" w:hAnsi="Times New Roman" w:cs="Times New Roman"/>
+          <w:kern w:val="0"/>
+          <w:sz w:val="24"/>
+          <w:szCs w:val="24"/>
+          <w14:ligatures w14:val="none"/>
+        </w:rPr>
+        <w:t>dermoscopic</w:t>
+      </w:r>
+      <w:proofErr w:type="spellEnd"/>
+      <w:r>
+        <w:rPr>
+          <w:rFonts w:ascii="Times New Roman" w:hAnsi="Times New Roman" w:cs="Times New Roman"/>
+          <w:kern w:val="0"/>
+          <w:sz w:val="24"/>
+          <w:szCs w:val="24"/>
+          <w14:ligatures w14:val="none"/>
+        </w:rPr>
+        <w:t xml:space="preserve"> images", </w:t>
       </w:r>
       <w:r>
         <w:rPr>
@@ -5252,7 +5336,7 @@
 </file>
 
 <file path=word/endnotes.xml><?xml version="1.0" encoding="utf-8"?>
-<w:endnotes xmlns:wpc="http://schemas.microsoft.com/office/word/2010/wordprocessingCanvas" xmlns:cx="http://schemas.microsoft.com/office/drawing/2014/chartex" xmlns:cx1="http://schemas.microsoft.com/office/drawing/2015/9/8/chartex" xmlns:cx2="http://schemas.microsoft.com/office/drawing/2015/10/21/chartex" xmlns:cx3="http://schemas.microsoft.com/office/drawing/2016/5/9/chartex" xmlns:cx4="http://schemas.microsoft.com/office/drawing/2016/5/10/chartex" xmlns:cx5="http://schemas.microsoft.com/office/drawing/2016/5/11/chartex" xmlns:cx6="http://schemas.microsoft.com/office/drawing/2016/5/12/chartex" xmlns:cx7="http://schemas.microsoft.com/office/drawing/2016/5/13/chartex" xmlns:cx8="http://schemas.microsoft.com/office/drawing/2016/5/14/chartex" xmlns:mc="http://schemas.openxmlformats.org/markup-compatibility/2006" xmlns:aink="http://schemas.microsoft.com/office/drawing/2016/ink" xmlns:am3d="http://schemas.microsoft.com/office/drawing/2017/model3d" xmlns:o="urn:schemas-microsoft-com:office:office" xmlns:oel="http://schemas.microsoft.com/office/2019/extlst" xmlns:r="http://schemas.openxmlformats.org/officeDocument/2006/relationships" xmlns:m="http://schemas.openxmlformats.org/officeDocument/2006/math" xmlns:v="urn:schemas-microsoft-com:vml" xmlns:wp14="http://schemas.microsoft.com/office/word/2010/wordprocessingDrawing" xmlns:wp="http://schemas.openxmlformats.org/drawingml/2006/wordprocessingDrawing" xmlns:w10="urn:schemas-microsoft-com:office:word" xmlns:w="http://schemas.openxmlformats.org/wordprocessingml/2006/main" xmlns:w14="http://schemas.microsoft.com/office/word/2010/wordml" xmlns:w15="http://schemas.microsoft.com/office/word/2012/wordml" xmlns:w16cex="http://schemas.microsoft.com/office/word/2018/wordml/cex" xmlns:w16cid="http://schemas.microsoft.com/office/word/2016/wordml/cid" xmlns:w16="http://schemas.microsoft.com/office/word/2018/wordml" xmlns:w16du="http://schemas.microsoft.com/office/word/2023/wordml/word16du" xmlns:w16sdtdh="http://schemas.microsoft.com/office/word/2020/wordml/sdtdatahash" xmlns:w16se="http://schemas.microsoft.com/office/word/2015/wordml/symex" xmlns:wpg="http://schemas.microsoft.com/office/word/2010/wordprocessingGroup" xmlns:wpi="http://schemas.microsoft.com/office/word/2010/wordprocessingInk" xmlns:wne="http://schemas.microsoft.com/office/word/2006/wordml" xmlns:wps="http://schemas.microsoft.com/office/word/2010/wordprocessingShape" mc:Ignorable="w14 w15 w16se w16cid w16 w16cex w16sdtdh wp14">
+<w:endnotes xmlns:wpc="http://schemas.microsoft.com/office/word/2010/wordprocessingCanvas" xmlns:cx="http://schemas.microsoft.com/office/drawing/2014/chartex" xmlns:cx1="http://schemas.microsoft.com/office/drawing/2015/9/8/chartex" xmlns:cx2="http://schemas.microsoft.com/office/drawing/2015/10/21/chartex" xmlns:cx3="http://schemas.microsoft.com/office/drawing/2016/5/9/chartex" xmlns:cx4="http://schemas.microsoft.com/office/drawing/2016/5/10/chartex" xmlns:cx5="http://schemas.microsoft.com/office/drawing/2016/5/11/chartex" xmlns:cx6="http://schemas.microsoft.com/office/drawing/2016/5/12/chartex" xmlns:cx7="http://schemas.microsoft.com/office/drawing/2016/5/13/chartex" xmlns:cx8="http://schemas.microsoft.com/office/drawing/2016/5/14/chartex" xmlns:mc="http://schemas.openxmlformats.org/markup-compatibility/2006" xmlns:aink="http://schemas.microsoft.com/office/drawing/2016/ink" xmlns:am3d="http://schemas.microsoft.com/office/drawing/2017/model3d" xmlns:o="urn:schemas-microsoft-com:office:office" xmlns:oel="http://schemas.microsoft.com/office/2019/extlst" xmlns:r="http://schemas.openxmlformats.org/officeDocument/2006/relationships" xmlns:m="http://schemas.openxmlformats.org/officeDocument/2006/math" xmlns:v="urn:schemas-microsoft-com:vml" xmlns:wp14="http://schemas.microsoft.com/office/word/2010/wordprocessingDrawing" xmlns:wp="http://schemas.openxmlformats.org/drawingml/2006/wordprocessingDrawing" xmlns:w10="urn:schemas-microsoft-com:office:word" xmlns:w="http://schemas.openxmlformats.org/wordprocessingml/2006/main" xmlns:w14="http://schemas.microsoft.com/office/word/2010/wordml" xmlns:w15="http://schemas.microsoft.com/office/word/2012/wordml" xmlns:w16cex="http://schemas.microsoft.com/office/word/2018/wordml/cex" xmlns:w16cid="http://schemas.microsoft.com/office/word/2016/wordml/cid" xmlns:w16="http://schemas.microsoft.com/office/word/2018/wordml" xmlns:w16sdtdh="http://schemas.microsoft.com/office/word/2020/wordml/sdtdatahash" xmlns:w16se="http://schemas.microsoft.com/office/word/2015/wordml/symex" xmlns:wpg="http://schemas.microsoft.com/office/word/2010/wordprocessingGroup" xmlns:wpi="http://schemas.microsoft.com/office/word/2010/wordprocessingInk" xmlns:wne="http://schemas.microsoft.com/office/word/2006/wordml" xmlns:wps="http://schemas.microsoft.com/office/word/2010/wordprocessingShape" mc:Ignorable="w14 w15 w16se w16cid w16 w16cex w16sdtdh wp14">
   <w:endnote w:type="separator" w:id="-1">
     <w:p>
       <w:pPr>
@@ -5277,7 +5361,7 @@
 </file>
 
 <file path=word/footer1.xml><?xml version="1.0" encoding="utf-8"?>
-<w:ftr xmlns:wpc="http://schemas.microsoft.com/office/word/2010/wordprocessingCanvas" xmlns:cx="http://schemas.microsoft.com/office/drawing/2014/chartex" xmlns:cx1="http://schemas.microsoft.com/office/drawing/2015/9/8/chartex" xmlns:cx2="http://schemas.microsoft.com/office/drawing/2015/10/21/chartex" xmlns:cx3="http://schemas.microsoft.com/office/drawing/2016/5/9/chartex" xmlns:cx4="http://schemas.microsoft.com/office/drawing/2016/5/10/chartex" xmlns:cx5="http://schemas.microsoft.com/office/drawing/2016/5/11/chartex" xmlns:cx6="http://schemas.microsoft.com/office/drawing/2016/5/12/chartex" xmlns:cx7="http://schemas.microsoft.com/office/drawing/2016/5/13/chartex" xmlns:cx8="http://schemas.microsoft.com/office/drawing/2016/5/14/chartex" xmlns:mc="http://schemas.openxmlformats.org/markup-compatibility/2006" xmlns:aink="http://schemas.microsoft.com/office/drawing/2016/ink" xmlns:am3d="http://schemas.microsoft.com/office/drawing/2017/model3d" xmlns:o="urn:schemas-microsoft-com:office:office" xmlns:oel="http://schemas.microsoft.com/office/2019/extlst" xmlns:r="http://schemas.openxmlformats.org/officeDocument/2006/relationships" xmlns:m="http://schemas.openxmlformats.org/officeDocument/2006/math" xmlns:v="urn:schemas-microsoft-com:vml" xmlns:wp14="http://schemas.microsoft.com/office/word/2010/wordprocessingDrawing" xmlns:wp="http://schemas.openxmlformats.org/drawingml/2006/wordprocessingDrawing" xmlns:w10="urn:schemas-microsoft-com:office:word" xmlns:w="http://schemas.openxmlformats.org/wordprocessingml/2006/main" xmlns:w14="http://schemas.microsoft.com/office/word/2010/wordml" xmlns:w15="http://schemas.microsoft.com/office/word/2012/wordml" xmlns:w16cex="http://schemas.microsoft.com/office/word/2018/wordml/cex" xmlns:w16cid="http://schemas.microsoft.com/office/word/2016/wordml/cid" xmlns:w16="http://schemas.microsoft.com/office/word/2018/wordml" xmlns:w16du="http://schemas.microsoft.com/office/word/2023/wordml/word16du" xmlns:w16sdtdh="http://schemas.microsoft.com/office/word/2020/wordml/sdtdatahash" xmlns:w16se="http://schemas.microsoft.com/office/word/2015/wordml/symex" xmlns:wpg="http://schemas.microsoft.com/office/word/2010/wordprocessingGroup" xmlns:wpi="http://schemas.microsoft.com/office/word/2010/wordprocessingInk" xmlns:wne="http://schemas.microsoft.com/office/word/2006/wordml" xmlns:wps="http://schemas.microsoft.com/office/word/2010/wordprocessingShape" mc:Ignorable="w14 w15 w16se w16cid w16 w16cex w16sdtdh wp14">
+<w:ftr xmlns:wpc="http://schemas.microsoft.com/office/word/2010/wordprocessingCanvas" xmlns:cx="http://schemas.microsoft.com/office/drawing/2014/chartex" xmlns:cx1="http://schemas.microsoft.com/office/drawing/2015/9/8/chartex" xmlns:cx2="http://schemas.microsoft.com/office/drawing/2015/10/21/chartex" xmlns:cx3="http://schemas.microsoft.com/office/drawing/2016/5/9/chartex" xmlns:cx4="http://schemas.microsoft.com/office/drawing/2016/5/10/chartex" xmlns:cx5="http://schemas.microsoft.com/office/drawing/2016/5/11/chartex" xmlns:cx6="http://schemas.microsoft.com/office/drawing/2016/5/12/chartex" xmlns:cx7="http://schemas.microsoft.com/office/drawing/2016/5/13/chartex" xmlns:cx8="http://schemas.microsoft.com/office/drawing/2016/5/14/chartex" xmlns:mc="http://schemas.openxmlformats.org/markup-compatibility/2006" xmlns:aink="http://schemas.microsoft.com/office/drawing/2016/ink" xmlns:am3d="http://schemas.microsoft.com/office/drawing/2017/model3d" xmlns:o="urn:schemas-microsoft-com:office:office" xmlns:oel="http://schemas.microsoft.com/office/2019/extlst" xmlns:r="http://schemas.openxmlformats.org/officeDocument/2006/relationships" xmlns:m="http://schemas.openxmlformats.org/officeDocument/2006/math" xmlns:v="urn:schemas-microsoft-com:vml" xmlns:wp14="http://schemas.microsoft.com/office/word/2010/wordprocessingDrawing" xmlns:wp="http://schemas.openxmlformats.org/drawingml/2006/wordprocessingDrawing" xmlns:w10="urn:schemas-microsoft-com:office:word" xmlns:w="http://schemas.openxmlformats.org/wordprocessingml/2006/main" xmlns:w14="http://schemas.microsoft.com/office/word/2010/wordml" xmlns:w15="http://schemas.microsoft.com/office/word/2012/wordml" xmlns:w16cex="http://schemas.microsoft.com/office/word/2018/wordml/cex" xmlns:w16cid="http://schemas.microsoft.com/office/word/2016/wordml/cid" xmlns:w16="http://schemas.microsoft.com/office/word/2018/wordml" xmlns:w16sdtdh="http://schemas.microsoft.com/office/word/2020/wordml/sdtdatahash" xmlns:w16se="http://schemas.microsoft.com/office/word/2015/wordml/symex" xmlns:wpg="http://schemas.microsoft.com/office/word/2010/wordprocessingGroup" xmlns:wpi="http://schemas.microsoft.com/office/word/2010/wordprocessingInk" xmlns:wne="http://schemas.microsoft.com/office/word/2006/wordml" xmlns:wps="http://schemas.microsoft.com/office/word/2010/wordprocessingShape" mc:Ignorable="w14 w15 w16se w16cid w16 w16cex w16sdtdh wp14">
   <w:sdt>
     <w:sdtPr>
       <w:id w:val="-1412777270"/>
@@ -5334,7 +5418,7 @@
 </file>
 
 <file path=word/footnotes.xml><?xml version="1.0" encoding="utf-8"?>
-<w:footnotes xmlns:wpc="http://schemas.microsoft.com/office/word/2010/wordprocessingCanvas" xmlns:cx="http://schemas.microsoft.com/office/drawing/2014/chartex" xmlns:cx1="http://schemas.microsoft.com/office/drawing/2015/9/8/chartex" xmlns:cx2="http://schemas.microsoft.com/office/drawing/2015/10/21/chartex" xmlns:cx3="http://schemas.microsoft.com/office/drawing/2016/5/9/chartex" xmlns:cx4="http://schemas.microsoft.com/office/drawing/2016/5/10/chartex" xmlns:cx5="http://schemas.microsoft.com/office/drawing/2016/5/11/chartex" xmlns:cx6="http://schemas.microsoft.com/office/drawing/2016/5/12/chartex" xmlns:cx7="http://schemas.microsoft.com/office/drawing/2016/5/13/chartex" xmlns:cx8="http://schemas.microsoft.com/office/drawing/2016/5/14/chartex" xmlns:mc="http://schemas.openxmlformats.org/markup-compatibility/2006" xmlns:aink="http://schemas.microsoft.com/office/drawing/2016/ink" xmlns:am3d="http://schemas.microsoft.com/office/drawing/2017/model3d" xmlns:o="urn:schemas-microsoft-com:office:office" xmlns:oel="http://schemas.microsoft.com/office/2019/extlst" xmlns:r="http://schemas.openxmlformats.org/officeDocument/2006/relationships" xmlns:m="http://schemas.openxmlformats.org/officeDocument/2006/math" xmlns:v="urn:schemas-microsoft-com:vml" xmlns:wp14="http://schemas.microsoft.com/office/word/2010/wordprocessingDrawing" xmlns:wp="http://schemas.openxmlformats.org/drawingml/2006/wordprocessingDrawing" xmlns:w10="urn:schemas-microsoft-com:office:word" xmlns:w="http://schemas.openxmlformats.org/wordprocessingml/2006/main" xmlns:w14="http://schemas.microsoft.com/office/word/2010/wordml" xmlns:w15="http://schemas.microsoft.com/office/word/2012/wordml" xmlns:w16cex="http://schemas.microsoft.com/office/word/2018/wordml/cex" xmlns:w16cid="http://schemas.microsoft.com/office/word/2016/wordml/cid" xmlns:w16="http://schemas.microsoft.com/office/word/2018/wordml" xmlns:w16du="http://schemas.microsoft.com/office/word/2023/wordml/word16du" xmlns:w16sdtdh="http://schemas.microsoft.com/office/word/2020/wordml/sdtdatahash" xmlns:w16se="http://schemas.microsoft.com/office/word/2015/wordml/symex" xmlns:wpg="http://schemas.microsoft.com/office/word/2010/wordprocessingGroup" xmlns:wpi="http://schemas.microsoft.com/office/word/2010/wordprocessingInk" xmlns:wne="http://schemas.microsoft.com/office/word/2006/wordml" xmlns:wps="http://schemas.microsoft.com/office/word/2010/wordprocessingShape" mc:Ignorable="w14 w15 w16se w16cid w16 w16cex w16sdtdh wp14">
+<w:footnotes xmlns:wpc="http://schemas.microsoft.com/office/word/2010/wordprocessingCanvas" xmlns:cx="http://schemas.microsoft.com/office/drawing/2014/chartex" xmlns:cx1="http://schemas.microsoft.com/office/drawing/2015/9/8/chartex" xmlns:cx2="http://schemas.microsoft.com/office/drawing/2015/10/21/chartex" xmlns:cx3="http://schemas.microsoft.com/office/drawing/2016/5/9/chartex" xmlns:cx4="http://schemas.microsoft.com/office/drawing/2016/5/10/chartex" xmlns:cx5="http://schemas.microsoft.com/office/drawing/2016/5/11/chartex" xmlns:cx6="http://schemas.microsoft.com/office/drawing/2016/5/12/chartex" xmlns:cx7="http://schemas.microsoft.com/office/drawing/2016/5/13/chartex" xmlns:cx8="http://schemas.microsoft.com/office/drawing/2016/5/14/chartex" xmlns:mc="http://schemas.openxmlformats.org/markup-compatibility/2006" xmlns:aink="http://schemas.microsoft.com/office/drawing/2016/ink" xmlns:am3d="http://schemas.microsoft.com/office/drawing/2017/model3d" xmlns:o="urn:schemas-microsoft-com:office:office" xmlns:oel="http://schemas.microsoft.com/office/2019/extlst" xmlns:r="http://schemas.openxmlformats.org/officeDocument/2006/relationships" xmlns:m="http://schemas.openxmlformats.org/officeDocument/2006/math" xmlns:v="urn:schemas-microsoft-com:vml" xmlns:wp14="http://schemas.microsoft.com/office/word/2010/wordprocessingDrawing" xmlns:wp="http://schemas.openxmlformats.org/drawingml/2006/wordprocessingDrawing" xmlns:w10="urn:schemas-microsoft-com:office:word" xmlns:w="http://schemas.openxmlformats.org/wordprocessingml/2006/main" xmlns:w14="http://schemas.microsoft.com/office/word/2010/wordml" xmlns:w15="http://schemas.microsoft.com/office/word/2012/wordml" xmlns:w16cex="http://schemas.microsoft.com/office/word/2018/wordml/cex" xmlns:w16cid="http://schemas.microsoft.com/office/word/2016/wordml/cid" xmlns:w16="http://schemas.microsoft.com/office/word/2018/wordml" xmlns:w16sdtdh="http://schemas.microsoft.com/office/word/2020/wordml/sdtdatahash" xmlns:w16se="http://schemas.microsoft.com/office/word/2015/wordml/symex" xmlns:wpg="http://schemas.microsoft.com/office/word/2010/wordprocessingGroup" xmlns:wpi="http://schemas.microsoft.com/office/word/2010/wordprocessingInk" xmlns:wne="http://schemas.microsoft.com/office/word/2006/wordml" xmlns:wps="http://schemas.microsoft.com/office/word/2010/wordprocessingShape" mc:Ignorable="w14 w15 w16se w16cid w16 w16cex w16sdtdh wp14">
   <w:footnote w:type="separator" w:id="-1">
     <w:p>
       <w:pPr>
@@ -5359,7 +5443,7 @@
 </file>
 
 <file path=word/numbering.xml><?xml version="1.0" encoding="utf-8"?>
-<w:numbering xmlns:wpc="http://schemas.microsoft.com/office/word/2010/wordprocessingCanvas" xmlns:cx="http://schemas.microsoft.com/office/drawing/2014/chartex" xmlns:cx1="http://schemas.microsoft.com/office/drawing/2015/9/8/chartex" xmlns:cx2="http://schemas.microsoft.com/office/drawing/2015/10/21/chartex" xmlns:cx3="http://schemas.microsoft.com/office/drawing/2016/5/9/chartex" xmlns:cx4="http://schemas.microsoft.com/office/drawing/2016/5/10/chartex" xmlns:cx5="http://schemas.microsoft.com/office/drawing/2016/5/11/chartex" xmlns:cx6="http://schemas.microsoft.com/office/drawing/2016/5/12/chartex" xmlns:cx7="http://schemas.microsoft.com/office/drawing/2016/5/13/chartex" xmlns:cx8="http://schemas.microsoft.com/office/drawing/2016/5/14/chartex" xmlns:mc="http://schemas.openxmlformats.org/markup-compatibility/2006" xmlns:aink="http://schemas.microsoft.com/office/drawing/2016/ink" xmlns:am3d="http://schemas.microsoft.com/office/drawing/2017/model3d" xmlns:o="urn:schemas-microsoft-com:office:office" xmlns:oel="http://schemas.microsoft.com/office/2019/extlst" xmlns:r="http://schemas.openxmlformats.org/officeDocument/2006/relationships" xmlns:m="http://schemas.openxmlformats.org/officeDocument/2006/math" xmlns:v="urn:schemas-microsoft-com:vml" xmlns:wp14="http://schemas.microsoft.com/office/word/2010/wordprocessingDrawing" xmlns:wp="http://schemas.openxmlformats.org/drawingml/2006/wordprocessingDrawing" xmlns:w10="urn:schemas-microsoft-com:office:word" xmlns:w="http://schemas.openxmlformats.org/wordprocessingml/2006/main" xmlns:w14="http://schemas.microsoft.com/office/word/2010/wordml" xmlns:w15="http://schemas.microsoft.com/office/word/2012/wordml" xmlns:w16cex="http://schemas.microsoft.com/office/word/2018/wordml/cex" xmlns:w16cid="http://schemas.microsoft.com/office/word/2016/wordml/cid" xmlns:w16="http://schemas.microsoft.com/office/word/2018/wordml" xmlns:w16du="http://schemas.microsoft.com/office/word/2023/wordml/word16du" xmlns:w16sdtdh="http://schemas.microsoft.com/office/word/2020/wordml/sdtdatahash" xmlns:w16se="http://schemas.microsoft.com/office/word/2015/wordml/symex" xmlns:wpg="http://schemas.microsoft.com/office/word/2010/wordprocessingGroup" xmlns:wpi="http://schemas.microsoft.com/office/word/2010/wordprocessingInk" xmlns:wne="http://schemas.microsoft.com/office/word/2006/wordml" xmlns:wps="http://schemas.microsoft.com/office/word/2010/wordprocessingShape" mc:Ignorable="w14 w15 w16se w16cid w16 w16cex w16sdtdh wp14">
+<w:numbering xmlns:wpc="http://schemas.microsoft.com/office/word/2010/wordprocessingCanvas" xmlns:cx="http://schemas.microsoft.com/office/drawing/2014/chartex" xmlns:cx1="http://schemas.microsoft.com/office/drawing/2015/9/8/chartex" xmlns:cx2="http://schemas.microsoft.com/office/drawing/2015/10/21/chartex" xmlns:cx3="http://schemas.microsoft.com/office/drawing/2016/5/9/chartex" xmlns:cx4="http://schemas.microsoft.com/office/drawing/2016/5/10/chartex" xmlns:cx5="http://schemas.microsoft.com/office/drawing/2016/5/11/chartex" xmlns:cx6="http://schemas.microsoft.com/office/drawing/2016/5/12/chartex" xmlns:cx7="http://schemas.microsoft.com/office/drawing/2016/5/13/chartex" xmlns:cx8="http://schemas.microsoft.com/office/drawing/2016/5/14/chartex" xmlns:mc="http://schemas.openxmlformats.org/markup-compatibility/2006" xmlns:aink="http://schemas.microsoft.com/office/drawing/2016/ink" xmlns:am3d="http://schemas.microsoft.com/office/drawing/2017/model3d" xmlns:o="urn:schemas-microsoft-com:office:office" xmlns:oel="http://schemas.microsoft.com/office/2019/extlst" xmlns:r="http://schemas.openxmlformats.org/officeDocument/2006/relationships" xmlns:m="http://schemas.openxmlformats.org/officeDocument/2006/math" xmlns:v="urn:schemas-microsoft-com:vml" xmlns:wp14="http://schemas.microsoft.com/office/word/2010/wordprocessingDrawing" xmlns:wp="http://schemas.openxmlformats.org/drawingml/2006/wordprocessingDrawing" xmlns:w10="urn:schemas-microsoft-com:office:word" xmlns:w="http://schemas.openxmlformats.org/wordprocessingml/2006/main" xmlns:w14="http://schemas.microsoft.com/office/word/2010/wordml" xmlns:w15="http://schemas.microsoft.com/office/word/2012/wordml" xmlns:w16cex="http://schemas.microsoft.com/office/word/2018/wordml/cex" xmlns:w16cid="http://schemas.microsoft.com/office/word/2016/wordml/cid" xmlns:w16="http://schemas.microsoft.com/office/word/2018/wordml" xmlns:w16sdtdh="http://schemas.microsoft.com/office/word/2020/wordml/sdtdatahash" xmlns:w16se="http://schemas.microsoft.com/office/word/2015/wordml/symex" xmlns:wpg="http://schemas.microsoft.com/office/word/2010/wordprocessingGroup" xmlns:wpi="http://schemas.microsoft.com/office/word/2010/wordprocessingInk" xmlns:wne="http://schemas.microsoft.com/office/word/2006/wordml" xmlns:wps="http://schemas.microsoft.com/office/word/2010/wordprocessingShape" mc:Ignorable="w14 w15 w16se w16cid w16 w16cex w16sdtdh wp14">
   <w:abstractNum w:abstractNumId="0" w15:restartNumberingAfterBreak="0">
     <w:nsid w:val="7ACB0385"/>
     <w:multiLevelType w:val="multilevel"/>

--- a/skinGradientDecent_V6/Eighth ISIC Skin Image Analysis Workshop/Eighth ISIC Skin Image Analysis Workshop Submission.docx
+++ b/skinGradientDecent_V6/Eighth ISIC Skin Image Analysis Workshop/Eighth ISIC Skin Image Analysis Workshop Submission.docx
@@ -3279,19 +3279,6 @@
     </w:p>
     <w:p>
       <w:pPr>
-        <w:spacing w:line="480" w:lineRule="auto"/>
-        <w:jc w:val="both"/>
-        <w:rPr>
-          <w:rFonts w:ascii="Times New Roman" w:hAnsi="Times New Roman" w:cs="Times New Roman"/>
-          <w:kern w:val="0"/>
-          <w:sz w:val="24"/>
-          <w:szCs w:val="24"/>
-          <w14:ligatures w14:val="none"/>
-        </w:rPr>
-      </w:pPr>
-    </w:p>
-    <w:p>
-      <w:pPr>
         <w:spacing w:after="0" w:line="480" w:lineRule="auto"/>
         <w:rPr>
           <w:rFonts w:ascii="Times New Roman" w:hAnsi="Times New Roman" w:cs="Times New Roman"/>
@@ -3313,6 +3300,7 @@
           <w:szCs w:val="28"/>
           <w14:ligatures w14:val="none"/>
         </w:rPr>
+        <w:lastRenderedPageBreak/>
         <w:t>1.</w:t>
       </w:r>
       <w:r>
@@ -3868,7 +3856,7 @@
           <w:sz w:val="24"/>
           <w:szCs w:val="24"/>
         </w:rPr>
-        <w:t xml:space="preserve"> in [3].  The use of this method in computer vision has proven to be </w:t>
+        <w:t xml:space="preserve"> in [3].  The use of this method in computer vision has proven to be unmatched against several different methods including k-NN, k-means in isolation, and Naïve </w:t>
       </w:r>
       <w:r>
         <w:rPr>
@@ -3877,7 +3865,7 @@
           <w:szCs w:val="24"/>
         </w:rPr>
         <w:lastRenderedPageBreak/>
-        <w:t>unmatched against several different methods including k-NN, k-means in isolation, and Naïve Bayes. The Gradient Decent Method outperforms the others in a variety of metrics, the most important being the minimization of the cost function.  From this standpoint, I have demonstrated the power of the convolutional paradigm</w:t>
+        <w:t>Bayes. The Gradient Decent Method outperforms the others in a variety of metrics, the most important being the minimization of the cost function.  From this standpoint, I have demonstrated the power of the convolutional paradigm</w:t>
       </w:r>
       <w:r>
         <w:rPr>
@@ -4414,7 +4402,7 @@
           <w14:ligatures w14:val="none"/>
         </w:rPr>
         <w:tab/>
-        <w:t xml:space="preserve">From the result we can see the effectiveness for different algorithm implementations on separate data sets. The modifications required for Derm7pt necessitated expanding the object </w:t>
+        <w:t xml:space="preserve">From the result we can see the effectiveness for different algorithm implementations on separate data sets. The modifications required for Derm7pt necessitated expanding the object classes into groups that may extend to infinity, whereas for MedNode we only needed two </w:t>
       </w:r>
       <w:r>
         <w:rPr>
@@ -4425,7 +4413,7 @@
           <w14:ligatures w14:val="none"/>
         </w:rPr>
         <w:lastRenderedPageBreak/>
-        <w:t xml:space="preserve">classes into groups that may extend to infinity, whereas for MedNode we only needed two classes in one group for a determination. The effectiveness of the Gradient Decent </w:t>
+        <w:t xml:space="preserve">classes in one group for a determination. The effectiveness of the Gradient Decent </w:t>
       </w:r>
       <w:r>
         <w:rPr>
@@ -4702,6 +4690,7 @@
           <w:szCs w:val="28"/>
           <w14:ligatures w14:val="none"/>
         </w:rPr>
+        <w:lastRenderedPageBreak/>
         <w:t>REFERENCES</w:t>
       </w:r>
     </w:p>

--- a/skinGradientDecent_V6/Eighth ISIC Skin Image Analysis Workshop/Eighth ISIC Skin Image Analysis Workshop Submission.docx
+++ b/skinGradientDecent_V6/Eighth ISIC Skin Image Analysis Workshop/Eighth ISIC Skin Image Analysis Workshop Submission.docx
@@ -1370,8 +1370,23 @@
           <w:szCs w:val="20"/>
           <w14:ligatures w14:val="none"/>
         </w:rPr>
-        <w:t>..7</w:t>
-      </w:r>
+        <w:t>..</w:t>
+      </w:r>
+      <w:proofErr w:type="gramStart"/>
+      <w:r>
+        <w:rPr>
+          <w:rFonts w:ascii="Times New Roman" w:eastAsia="Times New Roman" w:hAnsi="Times New Roman" w:cs="Times New Roman"/>
+          <w:b/>
+          <w:bCs/>
+          <w:caps/>
+          <w:kern w:val="0"/>
+          <w:sz w:val="20"/>
+          <w:szCs w:val="20"/>
+          <w14:ligatures w14:val="none"/>
+        </w:rPr>
+        <w:t>7</w:t>
+      </w:r>
+      <w:proofErr w:type="gramEnd"/>
     </w:p>
     <w:p>
       <w:pPr>
@@ -4249,7 +4264,23 @@
           <w:sz w:val="24"/>
           <w:szCs w:val="24"/>
         </w:rPr>
-        <w:t>is able to classify 1,420 images organized into thirty-two different species of dermatological diseases.</w:t>
+        <w:t>is able to classify 1,</w:t>
+      </w:r>
+      <w:r>
+        <w:rPr>
+          <w:rFonts w:ascii="Times New Roman" w:hAnsi="Times New Roman" w:cs="Times New Roman"/>
+          <w:sz w:val="24"/>
+          <w:szCs w:val="24"/>
+        </w:rPr>
+        <w:t>244</w:t>
+      </w:r>
+      <w:r>
+        <w:rPr>
+          <w:rFonts w:ascii="Times New Roman" w:hAnsi="Times New Roman" w:cs="Times New Roman"/>
+          <w:sz w:val="24"/>
+          <w:szCs w:val="24"/>
+        </w:rPr>
+        <w:t xml:space="preserve"> images organized into thirty-two different species of dermatological diseases.</w:t>
       </w:r>
       <w:r>
         <w:rPr>
@@ -4317,13 +4348,194 @@
         <w:t xml:space="preserve">(4) F1— 0.9256.  </w:t>
       </w:r>
     </w:p>
-    <w:bookmarkEnd w:id="6"/>
-    <w:p>
-      <w:pPr>
-        <w:spacing w:line="480" w:lineRule="auto"/>
+    <w:p>
+      <w:pPr>
+        <w:spacing w:line="480" w:lineRule="auto"/>
+        <w:ind w:firstLine="720"/>
         <w:jc w:val="both"/>
         <w:rPr>
           <w:rFonts w:ascii="Times New Roman" w:hAnsi="Times New Roman" w:cs="Times New Roman"/>
+          <w:sz w:val="24"/>
+          <w:szCs w:val="24"/>
+        </w:rPr>
+      </w:pPr>
+      <w:r>
+        <w:rPr>
+          <w:rFonts w:ascii="Times New Roman" w:hAnsi="Times New Roman" w:cs="Times New Roman"/>
+          <w:sz w:val="24"/>
+          <w:szCs w:val="24"/>
+        </w:rPr>
+        <w:t>With the data set provided by [</w:t>
+      </w:r>
+      <w:r>
+        <w:rPr>
+          <w:rFonts w:ascii="Times New Roman" w:hAnsi="Times New Roman" w:cs="Times New Roman"/>
+          <w:sz w:val="24"/>
+          <w:szCs w:val="24"/>
+        </w:rPr>
+        <w:t>2</w:t>
+      </w:r>
+      <w:r>
+        <w:rPr>
+          <w:rFonts w:ascii="Times New Roman" w:hAnsi="Times New Roman" w:cs="Times New Roman"/>
+          <w:sz w:val="24"/>
+          <w:szCs w:val="24"/>
+        </w:rPr>
+        <w:t>], the Gradient Decent algorithm in [</w:t>
+      </w:r>
+      <w:r>
+        <w:rPr>
+          <w:rFonts w:ascii="Times New Roman" w:hAnsi="Times New Roman" w:cs="Times New Roman"/>
+          <w:sz w:val="24"/>
+          <w:szCs w:val="24"/>
+        </w:rPr>
+        <w:t>6</w:t>
+      </w:r>
+      <w:r>
+        <w:rPr>
+          <w:rFonts w:ascii="Times New Roman" w:hAnsi="Times New Roman" w:cs="Times New Roman"/>
+          <w:sz w:val="24"/>
+          <w:szCs w:val="24"/>
+        </w:rPr>
+        <w:t>] is able to classify 1,</w:t>
+      </w:r>
+      <w:r>
+        <w:rPr>
+          <w:rFonts w:ascii="Times New Roman" w:hAnsi="Times New Roman" w:cs="Times New Roman"/>
+          <w:sz w:val="24"/>
+          <w:szCs w:val="24"/>
+        </w:rPr>
+        <w:t>244</w:t>
+      </w:r>
+      <w:r>
+        <w:rPr>
+          <w:rFonts w:ascii="Times New Roman" w:hAnsi="Times New Roman" w:cs="Times New Roman"/>
+          <w:sz w:val="24"/>
+          <w:szCs w:val="24"/>
+        </w:rPr>
+        <w:t xml:space="preserve"> images organized into thirty-two different species of dermatological diseases. The F-Measure results for these data are as follows: (1) Precision—</w:t>
+      </w:r>
+      <w:r>
+        <w:rPr>
+          <w:rFonts w:ascii="Times New Roman" w:hAnsi="Times New Roman" w:cs="Times New Roman"/>
+          <w:sz w:val="24"/>
+          <w:szCs w:val="24"/>
+        </w:rPr>
+        <w:t>1</w:t>
+      </w:r>
+      <w:r>
+        <w:rPr>
+          <w:rFonts w:ascii="Times New Roman" w:hAnsi="Times New Roman" w:cs="Times New Roman"/>
+          <w:sz w:val="24"/>
+          <w:szCs w:val="24"/>
+        </w:rPr>
+        <w:t>.</w:t>
+      </w:r>
+      <w:r>
+        <w:rPr>
+          <w:rFonts w:ascii="Times New Roman" w:hAnsi="Times New Roman" w:cs="Times New Roman"/>
+          <w:sz w:val="24"/>
+          <w:szCs w:val="24"/>
+        </w:rPr>
+        <w:t>0</w:t>
+      </w:r>
+      <w:r>
+        <w:rPr>
+          <w:rFonts w:ascii="Times New Roman" w:hAnsi="Times New Roman" w:cs="Times New Roman"/>
+          <w:sz w:val="24"/>
+          <w:szCs w:val="24"/>
+        </w:rPr>
+        <w:t>; (2) Recall—</w:t>
+      </w:r>
+      <w:r>
+        <w:rPr>
+          <w:rFonts w:ascii="Times New Roman" w:hAnsi="Times New Roman" w:cs="Times New Roman"/>
+          <w:sz w:val="24"/>
+          <w:szCs w:val="24"/>
+        </w:rPr>
+        <w:t>1.0</w:t>
+      </w:r>
+      <w:r>
+        <w:rPr>
+          <w:rFonts w:ascii="Times New Roman" w:hAnsi="Times New Roman" w:cs="Times New Roman"/>
+          <w:sz w:val="24"/>
+          <w:szCs w:val="24"/>
+        </w:rPr>
+        <w:t xml:space="preserve">; (3) Accuracy— </w:t>
+      </w:r>
+      <w:r>
+        <w:rPr>
+          <w:rFonts w:ascii="Times New Roman" w:hAnsi="Times New Roman" w:cs="Times New Roman"/>
+          <w:sz w:val="24"/>
+          <w:szCs w:val="24"/>
+        </w:rPr>
+        <w:t>1</w:t>
+      </w:r>
+      <w:r>
+        <w:rPr>
+          <w:rFonts w:ascii="Times New Roman" w:hAnsi="Times New Roman" w:cs="Times New Roman"/>
+          <w:sz w:val="24"/>
+          <w:szCs w:val="24"/>
+        </w:rPr>
+        <w:t>.</w:t>
+      </w:r>
+      <w:r>
+        <w:rPr>
+          <w:rFonts w:ascii="Times New Roman" w:hAnsi="Times New Roman" w:cs="Times New Roman"/>
+          <w:sz w:val="24"/>
+          <w:szCs w:val="24"/>
+        </w:rPr>
+        <w:t>0</w:t>
+      </w:r>
+      <w:r>
+        <w:rPr>
+          <w:rFonts w:ascii="Times New Roman" w:hAnsi="Times New Roman" w:cs="Times New Roman"/>
+          <w:sz w:val="24"/>
+          <w:szCs w:val="24"/>
+        </w:rPr>
+        <w:t xml:space="preserve">; (4) F1— </w:t>
+      </w:r>
+      <w:r>
+        <w:rPr>
+          <w:rFonts w:ascii="Times New Roman" w:hAnsi="Times New Roman" w:cs="Times New Roman"/>
+          <w:sz w:val="24"/>
+          <w:szCs w:val="24"/>
+        </w:rPr>
+        <w:t>1.0</w:t>
+      </w:r>
+      <w:r>
+        <w:rPr>
+          <w:rFonts w:ascii="Times New Roman" w:hAnsi="Times New Roman" w:cs="Times New Roman"/>
+          <w:sz w:val="24"/>
+          <w:szCs w:val="24"/>
+        </w:rPr>
+        <w:t xml:space="preserve">.  </w:t>
+      </w:r>
+      <w:bookmarkEnd w:id="6"/>
+      <w:r>
+        <w:rPr>
+          <w:rFonts w:ascii="Times New Roman" w:hAnsi="Times New Roman" w:cs="Times New Roman"/>
+          <w:sz w:val="24"/>
+          <w:szCs w:val="24"/>
+        </w:rPr>
+        <w:t xml:space="preserve">The increased scores can be accounted for by a running average </w:t>
+      </w:r>
+      <w:r>
+        <w:rPr>
+          <w:rFonts w:ascii="Times New Roman" w:hAnsi="Times New Roman" w:cs="Times New Roman"/>
+          <w:sz w:val="24"/>
+          <w:szCs w:val="24"/>
+        </w:rPr>
+        <w:lastRenderedPageBreak/>
+        <w:t>reset, followed by a running average update before k-means clustering. Apart from training, this data was entirely unsupervised.</w:t>
+      </w:r>
+    </w:p>
+    <w:p>
+      <w:pPr>
+        <w:spacing w:line="480" w:lineRule="auto"/>
+        <w:jc w:val="both"/>
+        <w:rPr>
+          <w:rFonts w:ascii="Times New Roman" w:hAnsi="Times New Roman" w:cs="Times New Roman"/>
           <w:b/>
           <w:bCs/>
           <w:kern w:val="0"/>
@@ -4402,18 +4614,7 @@
           <w14:ligatures w14:val="none"/>
         </w:rPr>
         <w:tab/>
-        <w:t xml:space="preserve">From the result we can see the effectiveness for different algorithm implementations on separate data sets. The modifications required for Derm7pt necessitated expanding the object classes into groups that may extend to infinity, whereas for MedNode we only needed two </w:t>
-      </w:r>
-      <w:r>
-        <w:rPr>
-          <w:rFonts w:ascii="Times New Roman" w:hAnsi="Times New Roman" w:cs="Times New Roman"/>
-          <w:kern w:val="0"/>
-          <w:sz w:val="24"/>
-          <w:szCs w:val="24"/>
-          <w14:ligatures w14:val="none"/>
-        </w:rPr>
-        <w:lastRenderedPageBreak/>
-        <w:t xml:space="preserve">classes in one group for a determination. The effectiveness of the Gradient Decent </w:t>
+        <w:t xml:space="preserve">From the result we can see the effectiveness for different algorithm implementations on separate data sets. The modifications required for Derm7pt necessitated expanding the object classes into groups that may extend to infinity, whereas for MedNode we only needed two classes in one group for a determination. The effectiveness of the Gradient Decent </w:t>
       </w:r>
       <w:r>
         <w:rPr>
@@ -4455,81 +4656,6 @@
         </w:rPr>
         <w:t>.</w:t>
       </w:r>
-    </w:p>
-    <w:p>
-      <w:pPr>
-        <w:spacing w:line="480" w:lineRule="auto"/>
-        <w:jc w:val="both"/>
-        <w:rPr>
-          <w:rFonts w:ascii="Times New Roman" w:hAnsi="Times New Roman" w:cs="Times New Roman"/>
-          <w:b/>
-          <w:bCs/>
-          <w:kern w:val="0"/>
-          <w:sz w:val="28"/>
-          <w:szCs w:val="28"/>
-          <w14:ligatures w14:val="none"/>
-        </w:rPr>
-      </w:pPr>
-    </w:p>
-    <w:p>
-      <w:pPr>
-        <w:spacing w:line="480" w:lineRule="auto"/>
-        <w:jc w:val="both"/>
-        <w:rPr>
-          <w:rFonts w:ascii="Times New Roman" w:hAnsi="Times New Roman" w:cs="Times New Roman"/>
-          <w:b/>
-          <w:bCs/>
-          <w:kern w:val="0"/>
-          <w:sz w:val="28"/>
-          <w:szCs w:val="28"/>
-          <w14:ligatures w14:val="none"/>
-        </w:rPr>
-      </w:pPr>
-    </w:p>
-    <w:p>
-      <w:pPr>
-        <w:spacing w:line="480" w:lineRule="auto"/>
-        <w:jc w:val="both"/>
-        <w:rPr>
-          <w:rFonts w:ascii="Times New Roman" w:hAnsi="Times New Roman" w:cs="Times New Roman"/>
-          <w:b/>
-          <w:bCs/>
-          <w:kern w:val="0"/>
-          <w:sz w:val="28"/>
-          <w:szCs w:val="28"/>
-          <w14:ligatures w14:val="none"/>
-        </w:rPr>
-      </w:pPr>
-    </w:p>
-    <w:p>
-      <w:pPr>
-        <w:spacing w:line="480" w:lineRule="auto"/>
-        <w:jc w:val="both"/>
-        <w:rPr>
-          <w:rFonts w:ascii="Times New Roman" w:hAnsi="Times New Roman" w:cs="Times New Roman"/>
-          <w:b/>
-          <w:bCs/>
-          <w:kern w:val="0"/>
-          <w:sz w:val="28"/>
-          <w:szCs w:val="28"/>
-          <w14:ligatures w14:val="none"/>
-        </w:rPr>
-      </w:pPr>
-    </w:p>
-    <w:p>
-      <w:pPr>
-        <w:spacing w:line="480" w:lineRule="auto"/>
-        <w:jc w:val="both"/>
-        <w:rPr>
-          <w:rFonts w:ascii="Times New Roman" w:hAnsi="Times New Roman" w:cs="Times New Roman"/>
-          <w:b/>
-          <w:bCs/>
-          <w:kern w:val="0"/>
-          <w:sz w:val="28"/>
-          <w:szCs w:val="28"/>
-          <w14:ligatures w14:val="none"/>
-        </w:rPr>
-      </w:pPr>
     </w:p>
     <w:p>
       <w:pPr>

--- a/skinGradientDecent_V6/Eighth ISIC Skin Image Analysis Workshop/Eighth ISIC Skin Image Analysis Workshop Submission.docx
+++ b/skinGradientDecent_V6/Eighth ISIC Skin Image Analysis Workshop/Eighth ISIC Skin Image Analysis Workshop Submission.docx
@@ -1370,23 +1370,8 @@
           <w:szCs w:val="20"/>
           <w14:ligatures w14:val="none"/>
         </w:rPr>
-        <w:t>..</w:t>
-      </w:r>
-      <w:proofErr w:type="gramStart"/>
-      <w:r>
-        <w:rPr>
-          <w:rFonts w:ascii="Times New Roman" w:eastAsia="Times New Roman" w:hAnsi="Times New Roman" w:cs="Times New Roman"/>
-          <w:b/>
-          <w:bCs/>
-          <w:caps/>
-          <w:kern w:val="0"/>
-          <w:sz w:val="20"/>
-          <w:szCs w:val="20"/>
-          <w14:ligatures w14:val="none"/>
-        </w:rPr>
-        <w:t>7</w:t>
-      </w:r>
-      <w:proofErr w:type="gramEnd"/>
+        <w:t>..7</w:t>
+      </w:r>
     </w:p>
     <w:p>
       <w:pPr>
@@ -4365,151 +4350,7 @@
           <w:sz w:val="24"/>
           <w:szCs w:val="24"/>
         </w:rPr>
-        <w:t>With the data set provided by [</w:t>
-      </w:r>
-      <w:r>
-        <w:rPr>
-          <w:rFonts w:ascii="Times New Roman" w:hAnsi="Times New Roman" w:cs="Times New Roman"/>
-          <w:sz w:val="24"/>
-          <w:szCs w:val="24"/>
-        </w:rPr>
-        <w:t>2</w:t>
-      </w:r>
-      <w:r>
-        <w:rPr>
-          <w:rFonts w:ascii="Times New Roman" w:hAnsi="Times New Roman" w:cs="Times New Roman"/>
-          <w:sz w:val="24"/>
-          <w:szCs w:val="24"/>
-        </w:rPr>
-        <w:t>], the Gradient Decent algorithm in [</w:t>
-      </w:r>
-      <w:r>
-        <w:rPr>
-          <w:rFonts w:ascii="Times New Roman" w:hAnsi="Times New Roman" w:cs="Times New Roman"/>
-          <w:sz w:val="24"/>
-          <w:szCs w:val="24"/>
-        </w:rPr>
-        <w:t>6</w:t>
-      </w:r>
-      <w:r>
-        <w:rPr>
-          <w:rFonts w:ascii="Times New Roman" w:hAnsi="Times New Roman" w:cs="Times New Roman"/>
-          <w:sz w:val="24"/>
-          <w:szCs w:val="24"/>
-        </w:rPr>
-        <w:t>] is able to classify 1,</w:t>
-      </w:r>
-      <w:r>
-        <w:rPr>
-          <w:rFonts w:ascii="Times New Roman" w:hAnsi="Times New Roman" w:cs="Times New Roman"/>
-          <w:sz w:val="24"/>
-          <w:szCs w:val="24"/>
-        </w:rPr>
-        <w:t>244</w:t>
-      </w:r>
-      <w:r>
-        <w:rPr>
-          <w:rFonts w:ascii="Times New Roman" w:hAnsi="Times New Roman" w:cs="Times New Roman"/>
-          <w:sz w:val="24"/>
-          <w:szCs w:val="24"/>
-        </w:rPr>
-        <w:t xml:space="preserve"> images organized into thirty-two different species of dermatological diseases. The F-Measure results for these data are as follows: (1) Precision—</w:t>
-      </w:r>
-      <w:r>
-        <w:rPr>
-          <w:rFonts w:ascii="Times New Roman" w:hAnsi="Times New Roman" w:cs="Times New Roman"/>
-          <w:sz w:val="24"/>
-          <w:szCs w:val="24"/>
-        </w:rPr>
-        <w:t>1</w:t>
-      </w:r>
-      <w:r>
-        <w:rPr>
-          <w:rFonts w:ascii="Times New Roman" w:hAnsi="Times New Roman" w:cs="Times New Roman"/>
-          <w:sz w:val="24"/>
-          <w:szCs w:val="24"/>
-        </w:rPr>
-        <w:t>.</w:t>
-      </w:r>
-      <w:r>
-        <w:rPr>
-          <w:rFonts w:ascii="Times New Roman" w:hAnsi="Times New Roman" w:cs="Times New Roman"/>
-          <w:sz w:val="24"/>
-          <w:szCs w:val="24"/>
-        </w:rPr>
-        <w:t>0</w:t>
-      </w:r>
-      <w:r>
-        <w:rPr>
-          <w:rFonts w:ascii="Times New Roman" w:hAnsi="Times New Roman" w:cs="Times New Roman"/>
-          <w:sz w:val="24"/>
-          <w:szCs w:val="24"/>
-        </w:rPr>
-        <w:t>; (2) Recall—</w:t>
-      </w:r>
-      <w:r>
-        <w:rPr>
-          <w:rFonts w:ascii="Times New Roman" w:hAnsi="Times New Roman" w:cs="Times New Roman"/>
-          <w:sz w:val="24"/>
-          <w:szCs w:val="24"/>
-        </w:rPr>
-        <w:t>1.0</w:t>
-      </w:r>
-      <w:r>
-        <w:rPr>
-          <w:rFonts w:ascii="Times New Roman" w:hAnsi="Times New Roman" w:cs="Times New Roman"/>
-          <w:sz w:val="24"/>
-          <w:szCs w:val="24"/>
-        </w:rPr>
-        <w:t xml:space="preserve">; (3) Accuracy— </w:t>
-      </w:r>
-      <w:r>
-        <w:rPr>
-          <w:rFonts w:ascii="Times New Roman" w:hAnsi="Times New Roman" w:cs="Times New Roman"/>
-          <w:sz w:val="24"/>
-          <w:szCs w:val="24"/>
-        </w:rPr>
-        <w:t>1</w:t>
-      </w:r>
-      <w:r>
-        <w:rPr>
-          <w:rFonts w:ascii="Times New Roman" w:hAnsi="Times New Roman" w:cs="Times New Roman"/>
-          <w:sz w:val="24"/>
-          <w:szCs w:val="24"/>
-        </w:rPr>
-        <w:t>.</w:t>
-      </w:r>
-      <w:r>
-        <w:rPr>
-          <w:rFonts w:ascii="Times New Roman" w:hAnsi="Times New Roman" w:cs="Times New Roman"/>
-          <w:sz w:val="24"/>
-          <w:szCs w:val="24"/>
-        </w:rPr>
-        <w:t>0</w:t>
-      </w:r>
-      <w:r>
-        <w:rPr>
-          <w:rFonts w:ascii="Times New Roman" w:hAnsi="Times New Roman" w:cs="Times New Roman"/>
-          <w:sz w:val="24"/>
-          <w:szCs w:val="24"/>
-        </w:rPr>
-        <w:t xml:space="preserve">; (4) F1— </w:t>
-      </w:r>
-      <w:r>
-        <w:rPr>
-          <w:rFonts w:ascii="Times New Roman" w:hAnsi="Times New Roman" w:cs="Times New Roman"/>
-          <w:sz w:val="24"/>
-          <w:szCs w:val="24"/>
-        </w:rPr>
-        <w:t>1.0</w:t>
-      </w:r>
-      <w:r>
-        <w:rPr>
-          <w:rFonts w:ascii="Times New Roman" w:hAnsi="Times New Roman" w:cs="Times New Roman"/>
-          <w:sz w:val="24"/>
-          <w:szCs w:val="24"/>
-        </w:rPr>
-        <w:t xml:space="preserve">.  </w:t>
+        <w:t xml:space="preserve">With the data set provided by [2], the Gradient Decent algorithm in [6] is able to classify 1,244 images organized into thirty-two different species of dermatological diseases. The F-Measure results for these data are as follows: (1) Precision—1.0; (2) Recall—1.0; (3) Accuracy— 1.0; (4) F1— 1.0.  </w:t>
       </w:r>
       <w:bookmarkEnd w:id="6"/>
       <w:r>
@@ -5320,6 +5161,88 @@
         <w:jc w:val="both"/>
         <w:rPr>
           <w:rFonts w:ascii="Times New Roman" w:hAnsi="Times New Roman" w:cs="Times New Roman"/>
+          <w:kern w:val="0"/>
+          <w:sz w:val="24"/>
+          <w:szCs w:val="24"/>
+          <w14:ligatures w14:val="none"/>
+        </w:rPr>
+      </w:pPr>
+      <w:r>
+        <w:rPr>
+          <w:rFonts w:ascii="Times New Roman" w:hAnsi="Times New Roman" w:cs="Times New Roman"/>
+          <w:kern w:val="0"/>
+          <w:sz w:val="24"/>
+          <w:szCs w:val="24"/>
+          <w14:ligatures w14:val="none"/>
+        </w:rPr>
+        <w:t>[</w:t>
+      </w:r>
+      <w:r>
+        <w:rPr>
+          <w:rFonts w:ascii="Times New Roman" w:hAnsi="Times New Roman" w:cs="Times New Roman"/>
+          <w:kern w:val="0"/>
+          <w:sz w:val="24"/>
+          <w:szCs w:val="24"/>
+          <w14:ligatures w14:val="none"/>
+        </w:rPr>
+        <w:t>5</w:t>
+      </w:r>
+      <w:r>
+        <w:rPr>
+          <w:rFonts w:ascii="Times New Roman" w:hAnsi="Times New Roman" w:cs="Times New Roman"/>
+          <w:kern w:val="0"/>
+          <w:sz w:val="24"/>
+          <w:szCs w:val="24"/>
+          <w14:ligatures w14:val="none"/>
+        </w:rPr>
+        <w:t>]</w:t>
+      </w:r>
+      <w:r>
+        <w:rPr>
+          <w:rFonts w:ascii="Times New Roman" w:hAnsi="Times New Roman" w:cs="Times New Roman"/>
+          <w:kern w:val="0"/>
+          <w:sz w:val="24"/>
+          <w:szCs w:val="24"/>
+          <w14:ligatures w14:val="none"/>
+        </w:rPr>
+        <w:tab/>
+      </w:r>
+      <w:r>
+        <w:rPr>
+          <w:rFonts w:ascii="Times New Roman" w:hAnsi="Times New Roman" w:cs="Times New Roman"/>
+          <w:kern w:val="0"/>
+          <w:sz w:val="24"/>
+          <w:szCs w:val="24"/>
+          <w14:ligatures w14:val="none"/>
+        </w:rPr>
+        <w:t>Garofalo, John M. “Gradient-Decent/Skingradientdecent_v5 at Main · Johnbodhi/Gradient-Decent.” GitHub, 14 June 2023, github.com/johnbodhi/gradient-decent/tree/main/skinGradientDecent_V5.</w:t>
+      </w:r>
+    </w:p>
+    <w:p>
+      <w:pPr>
+        <w:autoSpaceDE w:val="0"/>
+        <w:autoSpaceDN w:val="0"/>
+        <w:adjustRightInd w:val="0"/>
+        <w:spacing w:line="240" w:lineRule="auto"/>
+        <w:jc w:val="both"/>
+        <w:rPr>
+          <w:rFonts w:ascii="Times New Roman" w:hAnsi="Times New Roman" w:cs="Times New Roman"/>
+          <w:kern w:val="0"/>
+          <w:sz w:val="24"/>
+          <w:szCs w:val="24"/>
+          <w14:ligatures w14:val="none"/>
+        </w:rPr>
+      </w:pPr>
+    </w:p>
+    <w:p>
+      <w:pPr>
+        <w:autoSpaceDE w:val="0"/>
+        <w:autoSpaceDN w:val="0"/>
+        <w:adjustRightInd w:val="0"/>
+        <w:spacing w:line="240" w:lineRule="auto"/>
+        <w:jc w:val="both"/>
+        <w:rPr>
+          <w:rFonts w:ascii="Times New Roman" w:hAnsi="Times New Roman" w:cs="Times New Roman"/>
           <w:i/>
           <w:iCs/>
           <w:kern w:val="0"/>
@@ -5346,7 +5269,7 @@
           <w:szCs w:val="24"/>
           <w14:ligatures w14:val="none"/>
         </w:rPr>
-        <w:t>5</w:t>
+        <w:t>6</w:t>
       </w:r>
       <w:r>
         <w:rPr>
@@ -5376,8 +5299,106 @@
           <w:szCs w:val="24"/>
           <w14:ligatures w14:val="none"/>
         </w:rPr>
-        <w:t>Garofalo, John M. “Gradient-Decent/Skingradientdecent_v5 at Main · Johnbodhi/Gradient-Decent.” GitHub, 14 June 2023, github.com/johnbodhi/gradient-decent/tree/main/skinGradientDecent_V5.</w:t>
-      </w:r>
+        <w:t>Garofalo, John M. “Gradient-Decent/Skingradientdecent_v</w:t>
+      </w:r>
+      <w:r>
+        <w:rPr>
+          <w:rFonts w:ascii="Times New Roman" w:hAnsi="Times New Roman" w:cs="Times New Roman"/>
+          <w:kern w:val="0"/>
+          <w:sz w:val="24"/>
+          <w:szCs w:val="24"/>
+          <w14:ligatures w14:val="none"/>
+        </w:rPr>
+        <w:t>6</w:t>
+      </w:r>
+      <w:r>
+        <w:rPr>
+          <w:rFonts w:ascii="Times New Roman" w:hAnsi="Times New Roman" w:cs="Times New Roman"/>
+          <w:kern w:val="0"/>
+          <w:sz w:val="24"/>
+          <w:szCs w:val="24"/>
+          <w14:ligatures w14:val="none"/>
+        </w:rPr>
+        <w:t xml:space="preserve"> at Main · Johnbodhi/Gradient-Decent.” GitHub, </w:t>
+      </w:r>
+      <w:r>
+        <w:rPr>
+          <w:rFonts w:ascii="Times New Roman" w:hAnsi="Times New Roman" w:cs="Times New Roman"/>
+          <w:kern w:val="0"/>
+          <w:sz w:val="24"/>
+          <w:szCs w:val="24"/>
+          <w14:ligatures w14:val="none"/>
+        </w:rPr>
+        <w:t>07</w:t>
+      </w:r>
+      <w:r>
+        <w:rPr>
+          <w:rFonts w:ascii="Times New Roman" w:hAnsi="Times New Roman" w:cs="Times New Roman"/>
+          <w:kern w:val="0"/>
+          <w:sz w:val="24"/>
+          <w:szCs w:val="24"/>
+          <w14:ligatures w14:val="none"/>
+        </w:rPr>
+        <w:t xml:space="preserve"> Ju</w:t>
+      </w:r>
+      <w:r>
+        <w:rPr>
+          <w:rFonts w:ascii="Times New Roman" w:hAnsi="Times New Roman" w:cs="Times New Roman"/>
+          <w:kern w:val="0"/>
+          <w:sz w:val="24"/>
+          <w:szCs w:val="24"/>
+          <w14:ligatures w14:val="none"/>
+        </w:rPr>
+        <w:t>ly</w:t>
+      </w:r>
+      <w:r>
+        <w:rPr>
+          <w:rFonts w:ascii="Times New Roman" w:hAnsi="Times New Roman" w:cs="Times New Roman"/>
+          <w:kern w:val="0"/>
+          <w:sz w:val="24"/>
+          <w:szCs w:val="24"/>
+          <w14:ligatures w14:val="none"/>
+        </w:rPr>
+        <w:t xml:space="preserve"> 2023, github.com/johnbodhi/gradient-decent/tree/main/skinGradientDecent_V</w:t>
+      </w:r>
+      <w:r>
+        <w:rPr>
+          <w:rFonts w:ascii="Times New Roman" w:hAnsi="Times New Roman" w:cs="Times New Roman"/>
+          <w:kern w:val="0"/>
+          <w:sz w:val="24"/>
+          <w:szCs w:val="24"/>
+          <w14:ligatures w14:val="none"/>
+        </w:rPr>
+        <w:t>6</w:t>
+      </w:r>
+      <w:r>
+        <w:rPr>
+          <w:rFonts w:ascii="Times New Roman" w:hAnsi="Times New Roman" w:cs="Times New Roman"/>
+          <w:kern w:val="0"/>
+          <w:sz w:val="24"/>
+          <w:szCs w:val="24"/>
+          <w14:ligatures w14:val="none"/>
+        </w:rPr>
+        <w:t>.</w:t>
+      </w:r>
+    </w:p>
+    <w:p>
+      <w:pPr>
+        <w:autoSpaceDE w:val="0"/>
+        <w:autoSpaceDN w:val="0"/>
+        <w:adjustRightInd w:val="0"/>
+        <w:spacing w:line="240" w:lineRule="auto"/>
+        <w:jc w:val="both"/>
+        <w:rPr>
+          <w:rFonts w:ascii="Times New Roman" w:hAnsi="Times New Roman" w:cs="Times New Roman"/>
+          <w:i/>
+          <w:iCs/>
+          <w:kern w:val="0"/>
+          <w:sz w:val="24"/>
+          <w:szCs w:val="24"/>
+          <w14:ligatures w14:val="none"/>
+        </w:rPr>
+      </w:pPr>
     </w:p>
     <w:p>
       <w:pPr>

--- a/skinGradientDecent_V6/Eighth ISIC Skin Image Analysis Workshop/Eighth ISIC Skin Image Analysis Workshop Submission.docx
+++ b/skinGradientDecent_V6/Eighth ISIC Skin Image Analysis Workshop/Eighth ISIC Skin Image Analysis Workshop Submission.docx
@@ -138,230 +138,6 @@
           <w:szCs w:val="24"/>
         </w:rPr>
       </w:pPr>
-      <w:r>
-        <w:rPr>
-          <w:rFonts w:ascii="Times New Roman" w:hAnsi="Times New Roman" w:cs="Times New Roman"/>
-          <w:sz w:val="24"/>
-          <w:szCs w:val="24"/>
-        </w:rPr>
-        <w:t xml:space="preserve">The topic of global optimization is rich beyond most human imagination. There is a consensus </w:t>
-      </w:r>
-      <w:r>
-        <w:rPr>
-          <w:rFonts w:ascii="Times New Roman" w:hAnsi="Times New Roman" w:cs="Times New Roman"/>
-          <w:sz w:val="24"/>
-          <w:szCs w:val="24"/>
-        </w:rPr>
-        <w:t xml:space="preserve">that </w:t>
-      </w:r>
-      <w:r>
-        <w:rPr>
-          <w:rFonts w:ascii="Times New Roman" w:hAnsi="Times New Roman" w:cs="Times New Roman"/>
-          <w:sz w:val="24"/>
-          <w:szCs w:val="24"/>
-        </w:rPr>
-        <w:t xml:space="preserve">every conceivable representation </w:t>
-      </w:r>
-      <w:r>
-        <w:rPr>
-          <w:rFonts w:ascii="Times New Roman" w:hAnsi="Times New Roman" w:cs="Times New Roman"/>
-          <w:sz w:val="24"/>
-          <w:szCs w:val="24"/>
-        </w:rPr>
-        <w:t>concerning the content within the</w:t>
-      </w:r>
-      <w:r>
-        <w:rPr>
-          <w:rFonts w:ascii="Times New Roman" w:hAnsi="Times New Roman" w:cs="Times New Roman"/>
-          <w:sz w:val="24"/>
-          <w:szCs w:val="24"/>
-        </w:rPr>
-        <w:t xml:space="preserve"> reality that surrounds us can be thought </w:t>
-      </w:r>
-      <w:r>
-        <w:rPr>
-          <w:rFonts w:ascii="Times New Roman" w:hAnsi="Times New Roman" w:cs="Times New Roman"/>
-          <w:sz w:val="24"/>
-          <w:szCs w:val="24"/>
-        </w:rPr>
-        <w:t xml:space="preserve">about in terms of a waveform or convex function. The utility of these representations becomes evident in the practice of global minimization, specifically when implementing cost efficiencies during classification processes. In this paper, the gradient method is used to find maximum efficiency by minimizing the cost function in a novel way while achieving perfect F1 scores over a wide range of dermatological data. This is beneficial </w:t>
-      </w:r>
-      <w:r>
-        <w:rPr>
-          <w:rFonts w:ascii="Times New Roman" w:hAnsi="Times New Roman" w:cs="Times New Roman"/>
-          <w:sz w:val="24"/>
-          <w:szCs w:val="24"/>
-        </w:rPr>
-        <w:t>for patients affected with the possibility of terminal illness and encourages early detection and</w:t>
-      </w:r>
-      <w:r>
-        <w:rPr>
-          <w:rFonts w:ascii="Times New Roman" w:hAnsi="Times New Roman" w:cs="Times New Roman"/>
-          <w:sz w:val="24"/>
-          <w:szCs w:val="24"/>
-        </w:rPr>
-        <w:t xml:space="preserve"> a reduction of</w:t>
-      </w:r>
-      <w:r>
-        <w:rPr>
-          <w:rFonts w:ascii="Times New Roman" w:hAnsi="Times New Roman" w:cs="Times New Roman"/>
-          <w:sz w:val="24"/>
-          <w:szCs w:val="24"/>
-        </w:rPr>
-        <w:t xml:space="preserve"> long-term</w:t>
-      </w:r>
-      <w:r>
-        <w:rPr>
-          <w:rFonts w:ascii="Times New Roman" w:hAnsi="Times New Roman" w:cs="Times New Roman"/>
-          <w:sz w:val="24"/>
-          <w:szCs w:val="24"/>
-        </w:rPr>
-        <w:t xml:space="preserve"> misclassification in patients</w:t>
-      </w:r>
-      <w:r>
-        <w:rPr>
-          <w:rFonts w:ascii="Times New Roman" w:hAnsi="Times New Roman" w:cs="Times New Roman"/>
-          <w:sz w:val="24"/>
-          <w:szCs w:val="24"/>
-        </w:rPr>
-        <w:t>.</w:t>
-      </w:r>
-      <w:r>
-        <w:rPr>
-          <w:rFonts w:ascii="Times New Roman" w:hAnsi="Times New Roman" w:cs="Times New Roman"/>
-          <w:sz w:val="24"/>
-          <w:szCs w:val="24"/>
-        </w:rPr>
-        <w:t xml:space="preserve"> This method utilizes </w:t>
-      </w:r>
-      <w:r>
-        <w:rPr>
-          <w:rFonts w:ascii="Times New Roman" w:hAnsi="Times New Roman" w:cs="Times New Roman"/>
-          <w:sz w:val="24"/>
-          <w:szCs w:val="24"/>
-        </w:rPr>
-        <w:t>non-homogenized</w:t>
-      </w:r>
-      <w:r>
-        <w:rPr>
-          <w:rFonts w:ascii="Times New Roman" w:hAnsi="Times New Roman" w:cs="Times New Roman"/>
-          <w:sz w:val="24"/>
-          <w:szCs w:val="24"/>
-        </w:rPr>
-        <w:t xml:space="preserve"> RGB</w:t>
-      </w:r>
-      <w:r>
-        <w:rPr>
-          <w:rFonts w:ascii="Times New Roman" w:hAnsi="Times New Roman" w:cs="Times New Roman"/>
-          <w:sz w:val="24"/>
-          <w:szCs w:val="24"/>
-        </w:rPr>
-        <w:t xml:space="preserve"> data and a</w:t>
-      </w:r>
-      <w:r>
-        <w:rPr>
-          <w:rFonts w:ascii="Times New Roman" w:hAnsi="Times New Roman" w:cs="Times New Roman"/>
-          <w:sz w:val="24"/>
-          <w:szCs w:val="24"/>
-        </w:rPr>
-        <w:t xml:space="preserve"> convolutional approach to </w:t>
-      </w:r>
-      <w:r>
-        <w:rPr>
-          <w:rFonts w:ascii="Times New Roman" w:hAnsi="Times New Roman" w:cs="Times New Roman"/>
-          <w:sz w:val="24"/>
-          <w:szCs w:val="24"/>
-        </w:rPr>
-        <w:t>stationary or non-stationary</w:t>
-      </w:r>
-      <w:r>
-        <w:rPr>
-          <w:rFonts w:ascii="Times New Roman" w:hAnsi="Times New Roman" w:cs="Times New Roman"/>
-          <w:sz w:val="24"/>
-          <w:szCs w:val="24"/>
-        </w:rPr>
-        <w:t xml:space="preserve"> gradient </w:t>
-      </w:r>
-      <w:r>
-        <w:rPr>
-          <w:rFonts w:ascii="Times New Roman" w:hAnsi="Times New Roman" w:cs="Times New Roman"/>
-          <w:sz w:val="24"/>
-          <w:szCs w:val="24"/>
-        </w:rPr>
-        <w:t>process</w:t>
-      </w:r>
-      <w:r>
-        <w:rPr>
-          <w:rFonts w:ascii="Times New Roman" w:hAnsi="Times New Roman" w:cs="Times New Roman"/>
-          <w:sz w:val="24"/>
-          <w:szCs w:val="24"/>
-        </w:rPr>
-        <w:t>es</w:t>
-      </w:r>
-      <w:r>
-        <w:rPr>
-          <w:rFonts w:ascii="Times New Roman" w:hAnsi="Times New Roman" w:cs="Times New Roman"/>
-          <w:sz w:val="24"/>
-          <w:szCs w:val="24"/>
-        </w:rPr>
-        <w:t xml:space="preserve">, </w:t>
-      </w:r>
-      <w:r>
-        <w:rPr>
-          <w:rFonts w:ascii="Times New Roman" w:hAnsi="Times New Roman" w:cs="Times New Roman"/>
-          <w:sz w:val="24"/>
-          <w:szCs w:val="24"/>
-        </w:rPr>
-        <w:t xml:space="preserve">enabled with infinite parameter gain, </w:t>
-      </w:r>
-      <w:r>
-        <w:rPr>
-          <w:rFonts w:ascii="Times New Roman" w:hAnsi="Times New Roman" w:cs="Times New Roman"/>
-          <w:sz w:val="24"/>
-          <w:szCs w:val="24"/>
-        </w:rPr>
-        <w:t xml:space="preserve">which minimizes cost and time when identifying </w:t>
-      </w:r>
-      <w:r>
-        <w:rPr>
-          <w:rFonts w:ascii="Times New Roman" w:hAnsi="Times New Roman" w:cs="Times New Roman"/>
-          <w:sz w:val="24"/>
-          <w:szCs w:val="24"/>
-        </w:rPr>
-        <w:t xml:space="preserve">and discriminating </w:t>
-      </w:r>
-      <w:r>
-        <w:rPr>
-          <w:rFonts w:ascii="Times New Roman" w:hAnsi="Times New Roman" w:cs="Times New Roman"/>
-          <w:sz w:val="24"/>
-          <w:szCs w:val="24"/>
-        </w:rPr>
-        <w:t xml:space="preserve">a multiplicity of </w:t>
-      </w:r>
-      <w:r>
-        <w:rPr>
-          <w:rFonts w:ascii="Times New Roman" w:hAnsi="Times New Roman" w:cs="Times New Roman"/>
-          <w:sz w:val="24"/>
-          <w:szCs w:val="24"/>
-        </w:rPr>
-        <w:t xml:space="preserve">input </w:t>
-      </w:r>
-      <w:r>
-        <w:rPr>
-          <w:rFonts w:ascii="Times New Roman" w:hAnsi="Times New Roman" w:cs="Times New Roman"/>
-          <w:sz w:val="24"/>
-          <w:szCs w:val="24"/>
-        </w:rPr>
-        <w:t>signals</w:t>
-      </w:r>
-      <w:r>
-        <w:rPr>
-          <w:rFonts w:ascii="Times New Roman" w:hAnsi="Times New Roman" w:cs="Times New Roman"/>
-          <w:sz w:val="24"/>
-          <w:szCs w:val="24"/>
-        </w:rPr>
-        <w:t>.</w:t>
-      </w:r>
     </w:p>
     <w:p>
       <w:pPr>
@@ -374,6 +150,230 @@
           <w:szCs w:val="24"/>
         </w:rPr>
       </w:pPr>
+      <w:r>
+        <w:rPr>
+          <w:rFonts w:ascii="Times New Roman" w:hAnsi="Times New Roman" w:cs="Times New Roman"/>
+          <w:sz w:val="24"/>
+          <w:szCs w:val="24"/>
+        </w:rPr>
+        <w:t xml:space="preserve">The topic of global optimization is rich beyond most human imagination. There is a consensus </w:t>
+      </w:r>
+      <w:r>
+        <w:rPr>
+          <w:rFonts w:ascii="Times New Roman" w:hAnsi="Times New Roman" w:cs="Times New Roman"/>
+          <w:sz w:val="24"/>
+          <w:szCs w:val="24"/>
+        </w:rPr>
+        <w:t xml:space="preserve">that </w:t>
+      </w:r>
+      <w:r>
+        <w:rPr>
+          <w:rFonts w:ascii="Times New Roman" w:hAnsi="Times New Roman" w:cs="Times New Roman"/>
+          <w:sz w:val="24"/>
+          <w:szCs w:val="24"/>
+        </w:rPr>
+        <w:t xml:space="preserve">every conceivable representation </w:t>
+      </w:r>
+      <w:r>
+        <w:rPr>
+          <w:rFonts w:ascii="Times New Roman" w:hAnsi="Times New Roman" w:cs="Times New Roman"/>
+          <w:sz w:val="24"/>
+          <w:szCs w:val="24"/>
+        </w:rPr>
+        <w:t>concerning the content within the</w:t>
+      </w:r>
+      <w:r>
+        <w:rPr>
+          <w:rFonts w:ascii="Times New Roman" w:hAnsi="Times New Roman" w:cs="Times New Roman"/>
+          <w:sz w:val="24"/>
+          <w:szCs w:val="24"/>
+        </w:rPr>
+        <w:t xml:space="preserve"> reality that surrounds us can be thought </w:t>
+      </w:r>
+      <w:r>
+        <w:rPr>
+          <w:rFonts w:ascii="Times New Roman" w:hAnsi="Times New Roman" w:cs="Times New Roman"/>
+          <w:sz w:val="24"/>
+          <w:szCs w:val="24"/>
+        </w:rPr>
+        <w:t xml:space="preserve">about in terms of a waveform or convex function. The utility of these representations becomes evident in the practice of global minimization, specifically when implementing cost efficiencies during classification processes. In this paper, the gradient method is used to find maximum efficiency by minimizing the cost function in a novel way while achieving perfect F1 scores over a wide range of dermatological data. This is beneficial </w:t>
+      </w:r>
+      <w:r>
+        <w:rPr>
+          <w:rFonts w:ascii="Times New Roman" w:hAnsi="Times New Roman" w:cs="Times New Roman"/>
+          <w:sz w:val="24"/>
+          <w:szCs w:val="24"/>
+        </w:rPr>
+        <w:t>for patients affected with the possibility of terminal illness and encourages early detection and</w:t>
+      </w:r>
+      <w:r>
+        <w:rPr>
+          <w:rFonts w:ascii="Times New Roman" w:hAnsi="Times New Roman" w:cs="Times New Roman"/>
+          <w:sz w:val="24"/>
+          <w:szCs w:val="24"/>
+        </w:rPr>
+        <w:t xml:space="preserve"> a reduction of</w:t>
+      </w:r>
+      <w:r>
+        <w:rPr>
+          <w:rFonts w:ascii="Times New Roman" w:hAnsi="Times New Roman" w:cs="Times New Roman"/>
+          <w:sz w:val="24"/>
+          <w:szCs w:val="24"/>
+        </w:rPr>
+        <w:t xml:space="preserve"> long-term</w:t>
+      </w:r>
+      <w:r>
+        <w:rPr>
+          <w:rFonts w:ascii="Times New Roman" w:hAnsi="Times New Roman" w:cs="Times New Roman"/>
+          <w:sz w:val="24"/>
+          <w:szCs w:val="24"/>
+        </w:rPr>
+        <w:t xml:space="preserve"> misclassification in patients</w:t>
+      </w:r>
+      <w:r>
+        <w:rPr>
+          <w:rFonts w:ascii="Times New Roman" w:hAnsi="Times New Roman" w:cs="Times New Roman"/>
+          <w:sz w:val="24"/>
+          <w:szCs w:val="24"/>
+        </w:rPr>
+        <w:t>.</w:t>
+      </w:r>
+      <w:r>
+        <w:rPr>
+          <w:rFonts w:ascii="Times New Roman" w:hAnsi="Times New Roman" w:cs="Times New Roman"/>
+          <w:sz w:val="24"/>
+          <w:szCs w:val="24"/>
+        </w:rPr>
+        <w:t xml:space="preserve"> This method utilizes </w:t>
+      </w:r>
+      <w:r>
+        <w:rPr>
+          <w:rFonts w:ascii="Times New Roman" w:hAnsi="Times New Roman" w:cs="Times New Roman"/>
+          <w:sz w:val="24"/>
+          <w:szCs w:val="24"/>
+        </w:rPr>
+        <w:t>non-homogenized</w:t>
+      </w:r>
+      <w:r>
+        <w:rPr>
+          <w:rFonts w:ascii="Times New Roman" w:hAnsi="Times New Roman" w:cs="Times New Roman"/>
+          <w:sz w:val="24"/>
+          <w:szCs w:val="24"/>
+        </w:rPr>
+        <w:t xml:space="preserve"> RGB</w:t>
+      </w:r>
+      <w:r>
+        <w:rPr>
+          <w:rFonts w:ascii="Times New Roman" w:hAnsi="Times New Roman" w:cs="Times New Roman"/>
+          <w:sz w:val="24"/>
+          <w:szCs w:val="24"/>
+        </w:rPr>
+        <w:t xml:space="preserve"> data and a</w:t>
+      </w:r>
+      <w:r>
+        <w:rPr>
+          <w:rFonts w:ascii="Times New Roman" w:hAnsi="Times New Roman" w:cs="Times New Roman"/>
+          <w:sz w:val="24"/>
+          <w:szCs w:val="24"/>
+        </w:rPr>
+        <w:t xml:space="preserve"> convolutional approach to </w:t>
+      </w:r>
+      <w:r>
+        <w:rPr>
+          <w:rFonts w:ascii="Times New Roman" w:hAnsi="Times New Roman" w:cs="Times New Roman"/>
+          <w:sz w:val="24"/>
+          <w:szCs w:val="24"/>
+        </w:rPr>
+        <w:t>stationary or non-stationary</w:t>
+      </w:r>
+      <w:r>
+        <w:rPr>
+          <w:rFonts w:ascii="Times New Roman" w:hAnsi="Times New Roman" w:cs="Times New Roman"/>
+          <w:sz w:val="24"/>
+          <w:szCs w:val="24"/>
+        </w:rPr>
+        <w:t xml:space="preserve"> gradient </w:t>
+      </w:r>
+      <w:r>
+        <w:rPr>
+          <w:rFonts w:ascii="Times New Roman" w:hAnsi="Times New Roman" w:cs="Times New Roman"/>
+          <w:sz w:val="24"/>
+          <w:szCs w:val="24"/>
+        </w:rPr>
+        <w:t>process</w:t>
+      </w:r>
+      <w:r>
+        <w:rPr>
+          <w:rFonts w:ascii="Times New Roman" w:hAnsi="Times New Roman" w:cs="Times New Roman"/>
+          <w:sz w:val="24"/>
+          <w:szCs w:val="24"/>
+        </w:rPr>
+        <w:t>es</w:t>
+      </w:r>
+      <w:r>
+        <w:rPr>
+          <w:rFonts w:ascii="Times New Roman" w:hAnsi="Times New Roman" w:cs="Times New Roman"/>
+          <w:sz w:val="24"/>
+          <w:szCs w:val="24"/>
+        </w:rPr>
+        <w:t xml:space="preserve">, </w:t>
+      </w:r>
+      <w:r>
+        <w:rPr>
+          <w:rFonts w:ascii="Times New Roman" w:hAnsi="Times New Roman" w:cs="Times New Roman"/>
+          <w:sz w:val="24"/>
+          <w:szCs w:val="24"/>
+        </w:rPr>
+        <w:t xml:space="preserve">enabled with infinite parameter gain, </w:t>
+      </w:r>
+      <w:r>
+        <w:rPr>
+          <w:rFonts w:ascii="Times New Roman" w:hAnsi="Times New Roman" w:cs="Times New Roman"/>
+          <w:sz w:val="24"/>
+          <w:szCs w:val="24"/>
+        </w:rPr>
+        <w:t xml:space="preserve">which minimizes cost and time when identifying </w:t>
+      </w:r>
+      <w:r>
+        <w:rPr>
+          <w:rFonts w:ascii="Times New Roman" w:hAnsi="Times New Roman" w:cs="Times New Roman"/>
+          <w:sz w:val="24"/>
+          <w:szCs w:val="24"/>
+        </w:rPr>
+        <w:t xml:space="preserve">and discriminating </w:t>
+      </w:r>
+      <w:r>
+        <w:rPr>
+          <w:rFonts w:ascii="Times New Roman" w:hAnsi="Times New Roman" w:cs="Times New Roman"/>
+          <w:sz w:val="24"/>
+          <w:szCs w:val="24"/>
+        </w:rPr>
+        <w:t xml:space="preserve">a multiplicity of </w:t>
+      </w:r>
+      <w:r>
+        <w:rPr>
+          <w:rFonts w:ascii="Times New Roman" w:hAnsi="Times New Roman" w:cs="Times New Roman"/>
+          <w:sz w:val="24"/>
+          <w:szCs w:val="24"/>
+        </w:rPr>
+        <w:t xml:space="preserve">input </w:t>
+      </w:r>
+      <w:r>
+        <w:rPr>
+          <w:rFonts w:ascii="Times New Roman" w:hAnsi="Times New Roman" w:cs="Times New Roman"/>
+          <w:sz w:val="24"/>
+          <w:szCs w:val="24"/>
+        </w:rPr>
+        <w:t>signals</w:t>
+      </w:r>
+      <w:r>
+        <w:rPr>
+          <w:rFonts w:ascii="Times New Roman" w:hAnsi="Times New Roman" w:cs="Times New Roman"/>
+          <w:sz w:val="24"/>
+          <w:szCs w:val="24"/>
+        </w:rPr>
+        <w:t>.</w:t>
+      </w:r>
     </w:p>
     <w:p>
       <w:pPr>
@@ -402,12 +402,9 @@
     <w:p>
       <w:pPr>
         <w:spacing w:line="480" w:lineRule="auto"/>
-        <w:ind w:firstLine="720"/>
         <w:jc w:val="both"/>
         <w:rPr>
           <w:rFonts w:ascii="Times New Roman" w:hAnsi="Times New Roman" w:cs="Times New Roman"/>
-          <w:sz w:val="24"/>
-          <w:szCs w:val="24"/>
         </w:rPr>
       </w:pPr>
     </w:p>
@@ -955,7 +952,7 @@
           <w:szCs w:val="20"/>
           <w14:ligatures w14:val="none"/>
         </w:rPr>
-        <w:t xml:space="preserve"> Optimization………………</w:t>
+        <w:t xml:space="preserve"> </w:t>
       </w:r>
       <w:r>
         <w:rPr>
@@ -967,7 +964,31 @@
           <w:szCs w:val="20"/>
           <w14:ligatures w14:val="none"/>
         </w:rPr>
-        <w:t>...........................................................................................................</w:t>
+        <w:t xml:space="preserve">and Non-Convex </w:t>
+      </w:r>
+      <w:r>
+        <w:rPr>
+          <w:rFonts w:ascii="Times New Roman" w:eastAsia="Times New Roman" w:hAnsi="Times New Roman" w:cs="Times New Roman"/>
+          <w:smallCaps/>
+          <w:color w:val="000000" w:themeColor="text1"/>
+          <w:kern w:val="0"/>
+          <w:sz w:val="20"/>
+          <w:szCs w:val="20"/>
+          <w14:ligatures w14:val="none"/>
+        </w:rPr>
+        <w:t>Optimization</w:t>
+      </w:r>
+      <w:r>
+        <w:rPr>
+          <w:rFonts w:ascii="Times New Roman" w:eastAsia="Times New Roman" w:hAnsi="Times New Roman" w:cs="Times New Roman"/>
+          <w:smallCaps/>
+          <w:color w:val="000000" w:themeColor="text1"/>
+          <w:kern w:val="0"/>
+          <w:sz w:val="20"/>
+          <w:szCs w:val="20"/>
+          <w14:ligatures w14:val="none"/>
+        </w:rPr>
+        <w:t>....................................................................................................</w:t>
       </w:r>
       <w:r>
         <w:rPr>
@@ -2319,17 +2340,17 @@
           <w:szCs w:val="24"/>
           <w14:ligatures w14:val="none"/>
         </w:rPr>
-        <w:t xml:space="preserve"> I believe that there is no part of matter which is not </w:t>
-      </w:r>
-      <w:r>
-        <w:rPr>
-          <w:rFonts w:ascii="Times New Roman" w:hAnsi="Times New Roman" w:cs="Times New Roman"/>
-          <w:kern w:val="0"/>
-          <w:sz w:val="24"/>
-          <w:szCs w:val="24"/>
-          <w14:ligatures w14:val="none"/>
-        </w:rPr>
-        <w:t xml:space="preserve">- </w:t>
+        <w:t xml:space="preserve"> I believe that there is no part of matter which is not</w:t>
+      </w:r>
+      <w:r>
+        <w:rPr>
+          <w:rFonts w:ascii="Times New Roman" w:hAnsi="Times New Roman" w:cs="Times New Roman"/>
+          <w:kern w:val="0"/>
+          <w:sz w:val="24"/>
+          <w:szCs w:val="24"/>
+          <w14:ligatures w14:val="none"/>
+        </w:rPr>
+        <w:t>—</w:t>
       </w:r>
       <w:r>
         <w:rPr>
@@ -2349,7 +2370,17 @@
           <w:szCs w:val="24"/>
           <w14:ligatures w14:val="none"/>
         </w:rPr>
-        <w:t xml:space="preserve"> - </w:t>
+        <w:t>—</w:t>
+      </w:r>
+      <w:r>
+        <w:rPr>
+          <w:rFonts w:ascii="Times New Roman" w:hAnsi="Times New Roman" w:cs="Times New Roman"/>
+          <w:kern w:val="0"/>
+          <w:sz w:val="24"/>
+          <w:szCs w:val="24"/>
+          <w14:ligatures w14:val="none"/>
+        </w:rPr>
+        <w:t xml:space="preserve"> </w:t>
       </w:r>
       <w:r>
         <w:rPr>
@@ -2512,7 +2543,31 @@
           <w:szCs w:val="28"/>
           <w14:ligatures w14:val="none"/>
         </w:rPr>
-        <w:t xml:space="preserve"> Optimization</w:t>
+        <w:t xml:space="preserve"> </w:t>
+      </w:r>
+      <w:r>
+        <w:rPr>
+          <w:rFonts w:ascii="Times New Roman" w:hAnsi="Times New Roman" w:cs="Times New Roman"/>
+          <w:b/>
+          <w:bCs/>
+          <w:kern w:val="0"/>
+          <w:sz w:val="28"/>
+          <w:szCs w:val="28"/>
+          <w14:ligatures w14:val="none"/>
+        </w:rPr>
+        <w:t xml:space="preserve">and Non-Convex </w:t>
+      </w:r>
+      <w:r>
+        <w:rPr>
+          <w:rFonts w:ascii="Times New Roman" w:hAnsi="Times New Roman" w:cs="Times New Roman"/>
+          <w:b/>
+          <w:bCs/>
+          <w:kern w:val="0"/>
+          <w:sz w:val="28"/>
+          <w:szCs w:val="28"/>
+          <w14:ligatures w14:val="none"/>
+        </w:rPr>
+        <w:t>Optimization</w:t>
       </w:r>
     </w:p>
     <w:p>
@@ -2617,7 +2672,27 @@
           <w:szCs w:val="24"/>
           <w14:ligatures w14:val="none"/>
         </w:rPr>
-        <w:t>Often, this turns out to be a task of functional generation on the data produced with the hopes of observing convex behavior.</w:t>
+        <w:t xml:space="preserve">Often, this turns out to be a task of functional generation on the data produced with the hopes of observing </w:t>
+      </w:r>
+      <w:r>
+        <w:rPr>
+          <w:rFonts w:ascii="Times New Roman" w:hAnsi="Times New Roman" w:cs="Times New Roman"/>
+          <w:kern w:val="0"/>
+          <w:sz w:val="24"/>
+          <w:szCs w:val="24"/>
+          <w14:ligatures w14:val="none"/>
+        </w:rPr>
+        <w:t xml:space="preserve">global or local </w:t>
+      </w:r>
+      <w:r>
+        <w:rPr>
+          <w:rFonts w:ascii="Times New Roman" w:hAnsi="Times New Roman" w:cs="Times New Roman"/>
+          <w:kern w:val="0"/>
+          <w:sz w:val="24"/>
+          <w:szCs w:val="24"/>
+          <w14:ligatures w14:val="none"/>
+        </w:rPr>
+        <w:t>convex behavior.</w:t>
       </w:r>
     </w:p>
     <w:p>
@@ -2956,7 +3031,47 @@
           <w:szCs w:val="24"/>
           <w14:ligatures w14:val="none"/>
         </w:rPr>
-        <w:t xml:space="preserve">In algorithms [4] and [5], we can train the filter with less than one frame of pixel data. </w:t>
+        <w:t>In algorithms [4]</w:t>
+      </w:r>
+      <w:r>
+        <w:rPr>
+          <w:rFonts w:ascii="Times New Roman" w:hAnsi="Times New Roman" w:cs="Times New Roman"/>
+          <w:kern w:val="0"/>
+          <w:sz w:val="24"/>
+          <w:szCs w:val="24"/>
+          <w14:ligatures w14:val="none"/>
+        </w:rPr>
+        <w:t xml:space="preserve">, </w:t>
+      </w:r>
+      <w:r>
+        <w:rPr>
+          <w:rFonts w:ascii="Times New Roman" w:hAnsi="Times New Roman" w:cs="Times New Roman"/>
+          <w:kern w:val="0"/>
+          <w:sz w:val="24"/>
+          <w:szCs w:val="24"/>
+          <w14:ligatures w14:val="none"/>
+        </w:rPr>
+        <w:t xml:space="preserve">[5], </w:t>
+      </w:r>
+      <w:r>
+        <w:rPr>
+          <w:rFonts w:ascii="Times New Roman" w:hAnsi="Times New Roman" w:cs="Times New Roman"/>
+          <w:kern w:val="0"/>
+          <w:sz w:val="24"/>
+          <w:szCs w:val="24"/>
+          <w14:ligatures w14:val="none"/>
+        </w:rPr>
+        <w:t xml:space="preserve">and [6] </w:t>
+      </w:r>
+      <w:r>
+        <w:rPr>
+          <w:rFonts w:ascii="Times New Roman" w:hAnsi="Times New Roman" w:cs="Times New Roman"/>
+          <w:kern w:val="0"/>
+          <w:sz w:val="24"/>
+          <w:szCs w:val="24"/>
+          <w14:ligatures w14:val="none"/>
+        </w:rPr>
+        <w:t xml:space="preserve">we can train the filter with less than one frame of pixel data. </w:t>
       </w:r>
       <w:r>
         <w:rPr>
@@ -3036,8 +3151,28 @@
           <w:szCs w:val="24"/>
           <w14:ligatures w14:val="none"/>
         </w:rPr>
+        <w:t xml:space="preserve"> and [6]</w:t>
+      </w:r>
+      <w:r>
+        <w:rPr>
+          <w:rFonts w:ascii="Times New Roman" w:hAnsi="Times New Roman" w:cs="Times New Roman"/>
+          <w:kern w:val="0"/>
+          <w:sz w:val="24"/>
+          <w:szCs w:val="24"/>
+          <w14:ligatures w14:val="none"/>
+        </w:rPr>
         <w:t>.</w:t>
       </w:r>
+      <w:r>
+        <w:rPr>
+          <w:rFonts w:ascii="Times New Roman" w:hAnsi="Times New Roman" w:cs="Times New Roman"/>
+          <w:kern w:val="0"/>
+          <w:sz w:val="24"/>
+          <w:szCs w:val="24"/>
+          <w14:ligatures w14:val="none"/>
+        </w:rPr>
+        <w:t xml:space="preserve"> </w:t>
+      </w:r>
     </w:p>
     <w:p>
       <w:pPr>
@@ -3201,17 +3336,57 @@
           <w:szCs w:val="24"/>
           <w14:ligatures w14:val="none"/>
         </w:rPr>
-        <w:t>Sometimes it is beneficial</w:t>
-      </w:r>
-      <w:r>
-        <w:rPr>
-          <w:rFonts w:ascii="Times New Roman" w:hAnsi="Times New Roman" w:cs="Times New Roman"/>
-          <w:kern w:val="0"/>
-          <w:sz w:val="24"/>
-          <w:szCs w:val="24"/>
-          <w14:ligatures w14:val="none"/>
-        </w:rPr>
-        <w:t xml:space="preserve"> to permute groups or classes</w:t>
+        <w:t>Sometimes</w:t>
+      </w:r>
+      <w:r>
+        <w:rPr>
+          <w:rFonts w:ascii="Times New Roman" w:hAnsi="Times New Roman" w:cs="Times New Roman"/>
+          <w:kern w:val="0"/>
+          <w:sz w:val="24"/>
+          <w:szCs w:val="24"/>
+          <w14:ligatures w14:val="none"/>
+        </w:rPr>
+        <w:t>,</w:t>
+      </w:r>
+      <w:r>
+        <w:rPr>
+          <w:rFonts w:ascii="Times New Roman" w:hAnsi="Times New Roman" w:cs="Times New Roman"/>
+          <w:kern w:val="0"/>
+          <w:sz w:val="24"/>
+          <w:szCs w:val="24"/>
+          <w14:ligatures w14:val="none"/>
+        </w:rPr>
+        <w:t xml:space="preserve"> it is beneficial</w:t>
+      </w:r>
+      <w:r>
+        <w:rPr>
+          <w:rFonts w:ascii="Times New Roman" w:hAnsi="Times New Roman" w:cs="Times New Roman"/>
+          <w:kern w:val="0"/>
+          <w:sz w:val="24"/>
+          <w:szCs w:val="24"/>
+          <w14:ligatures w14:val="none"/>
+        </w:rPr>
+        <w:t xml:space="preserve"> to permute </w:t>
+      </w:r>
+      <w:r>
+        <w:rPr>
+          <w:rFonts w:ascii="Times New Roman" w:hAnsi="Times New Roman" w:cs="Times New Roman"/>
+          <w:kern w:val="0"/>
+          <w:sz w:val="24"/>
+          <w:szCs w:val="24"/>
+          <w14:ligatures w14:val="none"/>
+        </w:rPr>
+        <w:t xml:space="preserve">different </w:t>
+      </w:r>
+      <w:r>
+        <w:rPr>
+          <w:rFonts w:ascii="Times New Roman" w:hAnsi="Times New Roman" w:cs="Times New Roman"/>
+          <w:kern w:val="0"/>
+          <w:sz w:val="24"/>
+          <w:szCs w:val="24"/>
+          <w14:ligatures w14:val="none"/>
+        </w:rPr>
+        <w:t>groups or classes</w:t>
       </w:r>
       <w:r>
         <w:rPr>
@@ -3402,27 +3577,77 @@
           <w:szCs w:val="24"/>
           <w14:ligatures w14:val="none"/>
         </w:rPr>
-        <w:t xml:space="preserve"> evolve the filter during the entire execution. Although, it is usually more beneficial to keep the filter as a stationary entity during the Gradient Decent routine, without either a priori or a posteriori updates on the running averages</w:t>
-      </w:r>
-      <w:r>
-        <w:rPr>
-          <w:rFonts w:ascii="Times New Roman" w:hAnsi="Times New Roman" w:cs="Times New Roman"/>
-          <w:kern w:val="0"/>
-          <w:sz w:val="24"/>
-          <w:szCs w:val="24"/>
-          <w14:ligatures w14:val="none"/>
-        </w:rPr>
-        <w:t xml:space="preserve"> the routine remains highly non-stationary</w:t>
-      </w:r>
-      <w:r>
-        <w:rPr>
-          <w:rFonts w:ascii="Times New Roman" w:hAnsi="Times New Roman" w:cs="Times New Roman"/>
-          <w:kern w:val="0"/>
-          <w:sz w:val="24"/>
-          <w:szCs w:val="24"/>
-          <w14:ligatures w14:val="none"/>
-        </w:rPr>
-        <w:t>,</w:t>
+        <w:t xml:space="preserve"> evolve the filter during the entire execution. Although, it is </w:t>
+      </w:r>
+      <w:r>
+        <w:rPr>
+          <w:rFonts w:ascii="Times New Roman" w:hAnsi="Times New Roman" w:cs="Times New Roman"/>
+          <w:kern w:val="0"/>
+          <w:sz w:val="24"/>
+          <w:szCs w:val="24"/>
+          <w14:ligatures w14:val="none"/>
+        </w:rPr>
+        <w:t xml:space="preserve">sometimes </w:t>
+      </w:r>
+      <w:r>
+        <w:rPr>
+          <w:rFonts w:ascii="Times New Roman" w:hAnsi="Times New Roman" w:cs="Times New Roman"/>
+          <w:kern w:val="0"/>
+          <w:sz w:val="24"/>
+          <w:szCs w:val="24"/>
+          <w14:ligatures w14:val="none"/>
+        </w:rPr>
+        <w:t xml:space="preserve">more beneficial to keep the filter as a stationary </w:t>
+      </w:r>
+      <w:r>
+        <w:rPr>
+          <w:rFonts w:ascii="Times New Roman" w:hAnsi="Times New Roman" w:cs="Times New Roman"/>
+          <w:kern w:val="0"/>
+          <w:sz w:val="24"/>
+          <w:szCs w:val="24"/>
+          <w14:ligatures w14:val="none"/>
+        </w:rPr>
+        <w:t xml:space="preserve">or non-stationary </w:t>
+      </w:r>
+      <w:r>
+        <w:rPr>
+          <w:rFonts w:ascii="Times New Roman" w:hAnsi="Times New Roman" w:cs="Times New Roman"/>
+          <w:kern w:val="0"/>
+          <w:sz w:val="24"/>
+          <w:szCs w:val="24"/>
+          <w14:ligatures w14:val="none"/>
+        </w:rPr>
+        <w:t>entity during the Gradient Decent routine, without either a priori or a posteriori updates on the running averages</w:t>
+      </w:r>
+      <w:r>
+        <w:rPr>
+          <w:rFonts w:ascii="Times New Roman" w:hAnsi="Times New Roman" w:cs="Times New Roman"/>
+          <w:kern w:val="0"/>
+          <w:sz w:val="24"/>
+          <w:szCs w:val="24"/>
+          <w14:ligatures w14:val="none"/>
+        </w:rPr>
+        <w:t xml:space="preserve"> depending on the level of data supervision; however, </w:t>
+      </w:r>
+      <w:r>
+        <w:rPr>
+          <w:rFonts w:ascii="Times New Roman" w:hAnsi="Times New Roman" w:cs="Times New Roman"/>
+          <w:kern w:val="0"/>
+          <w:sz w:val="24"/>
+          <w:szCs w:val="24"/>
+          <w14:ligatures w14:val="none"/>
+        </w:rPr>
+        <w:t>the routine remains highly non-stationary</w:t>
+      </w:r>
+      <w:r>
+        <w:rPr>
+          <w:rFonts w:ascii="Times New Roman" w:hAnsi="Times New Roman" w:cs="Times New Roman"/>
+          <w:kern w:val="0"/>
+          <w:sz w:val="24"/>
+          <w:szCs w:val="24"/>
+          <w14:ligatures w14:val="none"/>
+        </w:rPr>
+        <w:t xml:space="preserve"> due to variation inflicted by training, clustering, and descent or ascent,</w:t>
       </w:r>
       <w:r>
         <w:rPr>
@@ -3675,26 +3900,79 @@
     <w:p>
       <w:pPr>
         <w:spacing w:line="480" w:lineRule="auto"/>
-        <w:rPr>
-          <w:rFonts w:ascii="Times New Roman" w:hAnsi="Times New Roman" w:cs="Times New Roman"/>
-          <w:b/>
-          <w:bCs/>
-          <w:kern w:val="0"/>
-          <w:sz w:val="28"/>
-          <w:szCs w:val="28"/>
-          <w14:ligatures w14:val="none"/>
-        </w:rPr>
-      </w:pPr>
-      <w:r>
-        <w:rPr>
-          <w:rFonts w:ascii="Times New Roman" w:hAnsi="Times New Roman" w:cs="Times New Roman"/>
-          <w:b/>
-          <w:bCs/>
-          <w:kern w:val="0"/>
-          <w:sz w:val="28"/>
-          <w:szCs w:val="28"/>
-          <w14:ligatures w14:val="none"/>
-        </w:rPr>
+        <w:jc w:val="both"/>
+        <w:rPr>
+          <w:rFonts w:ascii="Times New Roman" w:hAnsi="Times New Roman" w:cs="Times New Roman"/>
+          <w:kern w:val="0"/>
+          <w:sz w:val="24"/>
+          <w:szCs w:val="24"/>
+          <w14:ligatures w14:val="none"/>
+        </w:rPr>
+      </w:pPr>
+    </w:p>
+    <w:p>
+      <w:pPr>
+        <w:spacing w:line="480" w:lineRule="auto"/>
+        <w:jc w:val="both"/>
+        <w:rPr>
+          <w:rFonts w:ascii="Times New Roman" w:hAnsi="Times New Roman" w:cs="Times New Roman"/>
+          <w:kern w:val="0"/>
+          <w:sz w:val="24"/>
+          <w:szCs w:val="24"/>
+          <w14:ligatures w14:val="none"/>
+        </w:rPr>
+      </w:pPr>
+    </w:p>
+    <w:p>
+      <w:pPr>
+        <w:spacing w:line="480" w:lineRule="auto"/>
+        <w:jc w:val="both"/>
+        <w:rPr>
+          <w:rFonts w:ascii="Times New Roman" w:hAnsi="Times New Roman" w:cs="Times New Roman"/>
+          <w:kern w:val="0"/>
+          <w:sz w:val="24"/>
+          <w:szCs w:val="24"/>
+          <w14:ligatures w14:val="none"/>
+        </w:rPr>
+      </w:pPr>
+    </w:p>
+    <w:p>
+      <w:pPr>
+        <w:spacing w:line="480" w:lineRule="auto"/>
+        <w:jc w:val="both"/>
+        <w:rPr>
+          <w:rFonts w:ascii="Times New Roman" w:hAnsi="Times New Roman" w:cs="Times New Roman"/>
+          <w:kern w:val="0"/>
+          <w:sz w:val="24"/>
+          <w:szCs w:val="24"/>
+          <w14:ligatures w14:val="none"/>
+        </w:rPr>
+      </w:pPr>
+    </w:p>
+    <w:p>
+      <w:pPr>
+        <w:spacing w:line="480" w:lineRule="auto"/>
+        <w:rPr>
+          <w:rFonts w:ascii="Times New Roman" w:hAnsi="Times New Roman" w:cs="Times New Roman"/>
+          <w:b/>
+          <w:bCs/>
+          <w:kern w:val="0"/>
+          <w:sz w:val="28"/>
+          <w:szCs w:val="28"/>
+          <w14:ligatures w14:val="none"/>
+        </w:rPr>
+      </w:pPr>
+      <w:r>
+        <w:rPr>
+          <w:rFonts w:ascii="Times New Roman" w:hAnsi="Times New Roman" w:cs="Times New Roman"/>
+          <w:b/>
+          <w:bCs/>
+          <w:kern w:val="0"/>
+          <w:sz w:val="28"/>
+          <w:szCs w:val="28"/>
+          <w14:ligatures w14:val="none"/>
+        </w:rPr>
+        <w:lastRenderedPageBreak/>
         <w:t>WORKS DONE</w:t>
       </w:r>
     </w:p>
@@ -3856,16 +4134,7 @@
           <w:sz w:val="24"/>
           <w:szCs w:val="24"/>
         </w:rPr>
-        <w:t xml:space="preserve"> in [3].  The use of this method in computer vision has proven to be unmatched against several different methods including k-NN, k-means in isolation, and Naïve </w:t>
-      </w:r>
-      <w:r>
-        <w:rPr>
-          <w:rFonts w:ascii="Times New Roman" w:hAnsi="Times New Roman" w:cs="Times New Roman"/>
-          <w:sz w:val="24"/>
-          <w:szCs w:val="24"/>
-        </w:rPr>
-        <w:lastRenderedPageBreak/>
-        <w:t>Bayes. The Gradient Decent Method outperforms the others in a variety of metrics, the most important being the minimization of the cost function.  From this standpoint, I have demonstrated the power of the convolutional paradigm</w:t>
+        <w:t xml:space="preserve"> in [3].  The use of this method in computer vision has proven to be unmatched against several different methods including k-NN, k-means in isolation, and Naïve Bayes. The Gradient Decent Method outperforms the others in a variety of metrics, the most important being the minimization of the cost function.  From this standpoint, I have demonstrated the power of the convolutional paradigm</w:t>
       </w:r>
       <w:r>
         <w:rPr>
@@ -3889,23 +4158,7 @@
           <w:sz w:val="24"/>
           <w:szCs w:val="24"/>
         </w:rPr>
-        <w:t xml:space="preserve">convolutional </w:t>
-      </w:r>
-      <w:r>
-        <w:rPr>
-          <w:rFonts w:ascii="Times New Roman" w:hAnsi="Times New Roman" w:cs="Times New Roman"/>
-          <w:sz w:val="24"/>
-          <w:szCs w:val="24"/>
-        </w:rPr>
-        <w:t xml:space="preserve">neural </w:t>
-      </w:r>
-      <w:r>
-        <w:rPr>
-          <w:rFonts w:ascii="Times New Roman" w:hAnsi="Times New Roman" w:cs="Times New Roman"/>
-          <w:sz w:val="24"/>
-          <w:szCs w:val="24"/>
-        </w:rPr>
-        <w:t>network output. By identifying the shortest time-march to convergence, we can often guarantee the truth during classification.</w:t>
+        <w:t>convolutional output. By identifying the shortest time-march to convergence, we can often guarantee the truth during classification.</w:t>
       </w:r>
     </w:p>
     <w:p>
@@ -4018,6 +4271,154 @@
         <w:ind w:firstLine="720"/>
         <w:jc w:val="both"/>
         <w:rPr>
+          <w:rFonts w:ascii="Times New Roman" w:hAnsi="Times New Roman" w:cs="Times New Roman"/>
+          <w:sz w:val="24"/>
+          <w:szCs w:val="24"/>
+        </w:rPr>
+      </w:pPr>
+      <w:r>
+        <w:rPr>
+          <w:rFonts w:ascii="Times New Roman" w:hAnsi="Times New Roman" w:cs="Times New Roman"/>
+          <w:sz w:val="24"/>
+          <w:szCs w:val="24"/>
+        </w:rPr>
+        <w:t xml:space="preserve">With the data set provided by [1], the Gradient Decent algorithm </w:t>
+      </w:r>
+      <w:r>
+        <w:rPr>
+          <w:rFonts w:ascii="Times New Roman" w:hAnsi="Times New Roman" w:cs="Times New Roman"/>
+          <w:sz w:val="24"/>
+          <w:szCs w:val="24"/>
+        </w:rPr>
+        <w:t xml:space="preserve">in [4] </w:t>
+      </w:r>
+      <w:r>
+        <w:rPr>
+          <w:rFonts w:ascii="Times New Roman" w:hAnsi="Times New Roman" w:cs="Times New Roman"/>
+          <w:sz w:val="24"/>
+          <w:szCs w:val="24"/>
+        </w:rPr>
+        <w:t>is able to classify 1</w:t>
+      </w:r>
+      <w:r>
+        <w:rPr>
+          <w:rFonts w:ascii="Times New Roman" w:hAnsi="Times New Roman" w:cs="Times New Roman"/>
+          <w:sz w:val="24"/>
+          <w:szCs w:val="24"/>
+        </w:rPr>
+        <w:t>2</w:t>
+      </w:r>
+      <w:r>
+        <w:rPr>
+          <w:rFonts w:ascii="Times New Roman" w:hAnsi="Times New Roman" w:cs="Times New Roman"/>
+          <w:sz w:val="24"/>
+          <w:szCs w:val="24"/>
+        </w:rPr>
+        <w:t xml:space="preserve">0 images organized into melanoma and naevus categories. </w:t>
+      </w:r>
+      <w:r>
+        <w:rPr>
+          <w:rFonts w:ascii="Times New Roman" w:hAnsi="Times New Roman" w:cs="Times New Roman"/>
+          <w:sz w:val="24"/>
+          <w:szCs w:val="24"/>
+        </w:rPr>
+        <w:t>The F-Measure results for these data are as follows: (1) Precision—</w:t>
+      </w:r>
+      <w:r>
+        <w:rPr>
+          <w:rFonts w:ascii="Times New Roman" w:hAnsi="Times New Roman" w:cs="Times New Roman"/>
+          <w:sz w:val="24"/>
+          <w:szCs w:val="24"/>
+        </w:rPr>
+        <w:t>1.0</w:t>
+      </w:r>
+      <w:r>
+        <w:rPr>
+          <w:rFonts w:ascii="Times New Roman" w:hAnsi="Times New Roman" w:cs="Times New Roman"/>
+          <w:sz w:val="24"/>
+          <w:szCs w:val="24"/>
+        </w:rPr>
+        <w:t>;</w:t>
+      </w:r>
+      <w:r>
+        <w:rPr>
+          <w:rFonts w:ascii="Times New Roman" w:hAnsi="Times New Roman" w:cs="Times New Roman"/>
+          <w:sz w:val="24"/>
+          <w:szCs w:val="24"/>
+        </w:rPr>
+        <w:t xml:space="preserve">  (2) Recall—</w:t>
+      </w:r>
+      <w:r>
+        <w:rPr>
+          <w:rFonts w:ascii="Times New Roman" w:hAnsi="Times New Roman" w:cs="Times New Roman"/>
+          <w:sz w:val="24"/>
+          <w:szCs w:val="24"/>
+        </w:rPr>
+        <w:t>1.0</w:t>
+      </w:r>
+      <w:r>
+        <w:rPr>
+          <w:rFonts w:ascii="Times New Roman" w:hAnsi="Times New Roman" w:cs="Times New Roman"/>
+          <w:sz w:val="24"/>
+          <w:szCs w:val="24"/>
+        </w:rPr>
+        <w:t>;</w:t>
+      </w:r>
+      <w:r>
+        <w:rPr>
+          <w:rFonts w:ascii="Times New Roman" w:hAnsi="Times New Roman" w:cs="Times New Roman"/>
+          <w:sz w:val="24"/>
+          <w:szCs w:val="24"/>
+        </w:rPr>
+        <w:t xml:space="preserve">  (3) Accuracy—</w:t>
+      </w:r>
+      <w:r>
+        <w:rPr>
+          <w:rFonts w:ascii="Times New Roman" w:hAnsi="Times New Roman" w:cs="Times New Roman"/>
+          <w:sz w:val="24"/>
+          <w:szCs w:val="24"/>
+        </w:rPr>
+        <w:t>1.0</w:t>
+      </w:r>
+      <w:r>
+        <w:rPr>
+          <w:rFonts w:ascii="Times New Roman" w:hAnsi="Times New Roman" w:cs="Times New Roman"/>
+          <w:sz w:val="24"/>
+          <w:szCs w:val="24"/>
+        </w:rPr>
+        <w:t>;</w:t>
+      </w:r>
+      <w:r>
+        <w:rPr>
+          <w:rFonts w:ascii="Times New Roman" w:hAnsi="Times New Roman" w:cs="Times New Roman"/>
+          <w:sz w:val="24"/>
+          <w:szCs w:val="24"/>
+        </w:rPr>
+        <w:t xml:space="preserve"> (4) F1—</w:t>
+      </w:r>
+      <w:r>
+        <w:rPr>
+          <w:rFonts w:ascii="Times New Roman" w:hAnsi="Times New Roman" w:cs="Times New Roman"/>
+          <w:sz w:val="24"/>
+          <w:szCs w:val="24"/>
+        </w:rPr>
+        <w:t>1.0</w:t>
+      </w:r>
+      <w:r>
+        <w:rPr>
+          <w:rFonts w:ascii="Times New Roman" w:hAnsi="Times New Roman" w:cs="Times New Roman"/>
+          <w:sz w:val="24"/>
+          <w:szCs w:val="24"/>
+        </w:rPr>
+        <w:t xml:space="preserve">.  </w:t>
+      </w:r>
+    </w:p>
+    <w:p>
+      <w:pPr>
+        <w:spacing w:line="480" w:lineRule="auto"/>
+        <w:ind w:firstLine="720"/>
+        <w:jc w:val="both"/>
+        <w:rPr>
           <w:rFonts w:ascii="Times New Roman" w:eastAsia="Times New Roman" w:hAnsi="Times New Roman" w:cs="Times New Roman"/>
           <w:b/>
           <w:bCs/>
@@ -4026,146 +4427,12 @@
           <w:szCs w:val="16"/>
         </w:rPr>
       </w:pPr>
-      <w:r>
-        <w:rPr>
-          <w:rFonts w:ascii="Times New Roman" w:hAnsi="Times New Roman" w:cs="Times New Roman"/>
-          <w:sz w:val="24"/>
-          <w:szCs w:val="24"/>
-        </w:rPr>
-        <w:t xml:space="preserve">With the data set provided by [1], the Gradient Decent algorithm </w:t>
-      </w:r>
-      <w:r>
-        <w:rPr>
-          <w:rFonts w:ascii="Times New Roman" w:hAnsi="Times New Roman" w:cs="Times New Roman"/>
-          <w:sz w:val="24"/>
-          <w:szCs w:val="24"/>
-        </w:rPr>
-        <w:t xml:space="preserve">in [4] </w:t>
-      </w:r>
-      <w:r>
-        <w:rPr>
-          <w:rFonts w:ascii="Times New Roman" w:hAnsi="Times New Roman" w:cs="Times New Roman"/>
-          <w:sz w:val="24"/>
-          <w:szCs w:val="24"/>
-        </w:rPr>
-        <w:t>is able to classify 1</w:t>
-      </w:r>
-      <w:r>
-        <w:rPr>
-          <w:rFonts w:ascii="Times New Roman" w:hAnsi="Times New Roman" w:cs="Times New Roman"/>
-          <w:sz w:val="24"/>
-          <w:szCs w:val="24"/>
-        </w:rPr>
-        <w:t>2</w:t>
-      </w:r>
-      <w:r>
-        <w:rPr>
-          <w:rFonts w:ascii="Times New Roman" w:hAnsi="Times New Roman" w:cs="Times New Roman"/>
-          <w:sz w:val="24"/>
-          <w:szCs w:val="24"/>
-        </w:rPr>
-        <w:t xml:space="preserve">0 images organized into melanoma and naevus categories. </w:t>
-      </w:r>
-      <w:r>
-        <w:rPr>
-          <w:rFonts w:ascii="Times New Roman" w:hAnsi="Times New Roman" w:cs="Times New Roman"/>
-          <w:sz w:val="24"/>
-          <w:szCs w:val="24"/>
-        </w:rPr>
-        <w:t>The F-Measure results for these data are as follows: (1) Precision—</w:t>
-      </w:r>
-      <w:r>
-        <w:rPr>
-          <w:rFonts w:ascii="Times New Roman" w:hAnsi="Times New Roman" w:cs="Times New Roman"/>
-          <w:sz w:val="24"/>
-          <w:szCs w:val="24"/>
-        </w:rPr>
-        <w:t>1.0</w:t>
-      </w:r>
-      <w:r>
-        <w:rPr>
-          <w:rFonts w:ascii="Times New Roman" w:hAnsi="Times New Roman" w:cs="Times New Roman"/>
-          <w:sz w:val="24"/>
-          <w:szCs w:val="24"/>
-        </w:rPr>
-        <w:t>;</w:t>
-      </w:r>
-      <w:r>
-        <w:rPr>
-          <w:rFonts w:ascii="Times New Roman" w:hAnsi="Times New Roman" w:cs="Times New Roman"/>
-          <w:sz w:val="24"/>
-          <w:szCs w:val="24"/>
-        </w:rPr>
-        <w:t xml:space="preserve">  (2) Recall—</w:t>
-      </w:r>
-      <w:r>
-        <w:rPr>
-          <w:rFonts w:ascii="Times New Roman" w:hAnsi="Times New Roman" w:cs="Times New Roman"/>
-          <w:sz w:val="24"/>
-          <w:szCs w:val="24"/>
-        </w:rPr>
-        <w:t>1.0</w:t>
-      </w:r>
-      <w:r>
-        <w:rPr>
-          <w:rFonts w:ascii="Times New Roman" w:hAnsi="Times New Roman" w:cs="Times New Roman"/>
-          <w:sz w:val="24"/>
-          <w:szCs w:val="24"/>
-        </w:rPr>
-        <w:t>;</w:t>
-      </w:r>
-      <w:r>
-        <w:rPr>
-          <w:rFonts w:ascii="Times New Roman" w:hAnsi="Times New Roman" w:cs="Times New Roman"/>
-          <w:sz w:val="24"/>
-          <w:szCs w:val="24"/>
-        </w:rPr>
-        <w:t xml:space="preserve">  (3) Accuracy—</w:t>
-      </w:r>
-      <w:r>
-        <w:rPr>
-          <w:rFonts w:ascii="Times New Roman" w:hAnsi="Times New Roman" w:cs="Times New Roman"/>
-          <w:sz w:val="24"/>
-          <w:szCs w:val="24"/>
-        </w:rPr>
-        <w:t>1.0</w:t>
-      </w:r>
-      <w:r>
-        <w:rPr>
-          <w:rFonts w:ascii="Times New Roman" w:hAnsi="Times New Roman" w:cs="Times New Roman"/>
-          <w:sz w:val="24"/>
-          <w:szCs w:val="24"/>
-        </w:rPr>
-        <w:t>;</w:t>
-      </w:r>
-      <w:r>
-        <w:rPr>
-          <w:rFonts w:ascii="Times New Roman" w:hAnsi="Times New Roman" w:cs="Times New Roman"/>
-          <w:sz w:val="24"/>
-          <w:szCs w:val="24"/>
-        </w:rPr>
-        <w:t xml:space="preserve"> (4) F1—</w:t>
-      </w:r>
-      <w:r>
-        <w:rPr>
-          <w:rFonts w:ascii="Times New Roman" w:hAnsi="Times New Roman" w:cs="Times New Roman"/>
-          <w:sz w:val="24"/>
-          <w:szCs w:val="24"/>
-        </w:rPr>
-        <w:t>1.0</w:t>
-      </w:r>
-      <w:r>
-        <w:rPr>
-          <w:rFonts w:ascii="Times New Roman" w:hAnsi="Times New Roman" w:cs="Times New Roman"/>
-          <w:sz w:val="24"/>
-          <w:szCs w:val="24"/>
-        </w:rPr>
-        <w:t xml:space="preserve">.  </w:t>
-      </w:r>
-    </w:p>
-    <w:p>
-      <w:pPr>
-        <w:spacing w:line="240" w:lineRule="auto"/>
+    </w:p>
+    <w:p>
+      <w:pPr>
+        <w:spacing w:line="480" w:lineRule="auto"/>
+        <w:ind w:firstLine="720"/>
+        <w:jc w:val="both"/>
         <w:rPr>
           <w:rFonts w:ascii="Times New Roman" w:eastAsia="Times New Roman" w:hAnsi="Times New Roman" w:cs="Times New Roman"/>
           <w:b/>
@@ -4175,46 +4442,6 @@
           <w:szCs w:val="16"/>
         </w:rPr>
       </w:pPr>
-      <w:bookmarkStart w:id="5" w:name="_Hlk137639228"/>
-      <w:r>
-        <w:rPr>
-          <w:rFonts w:ascii="Times New Roman" w:hAnsi="Times New Roman" w:cs="Times New Roman"/>
-          <w:b/>
-          <w:bCs/>
-          <w:kern w:val="0"/>
-          <w:sz w:val="28"/>
-          <w:szCs w:val="28"/>
-          <w14:ligatures w14:val="none"/>
-        </w:rPr>
-        <w:t xml:space="preserve">2.2.2  </w:t>
-      </w:r>
-      <w:r>
-        <w:rPr>
-          <w:rFonts w:ascii="Times New Roman" w:hAnsi="Times New Roman" w:cs="Times New Roman"/>
-          <w:b/>
-          <w:bCs/>
-          <w:kern w:val="0"/>
-          <w:sz w:val="28"/>
-          <w:szCs w:val="28"/>
-          <w14:ligatures w14:val="none"/>
-        </w:rPr>
-        <w:t>Derm7pt</w:t>
-      </w:r>
-    </w:p>
-    <w:bookmarkEnd w:id="5"/>
-    <w:p>
-      <w:pPr>
-        <w:spacing w:line="240" w:lineRule="auto"/>
-        <w:rPr>
-          <w:rFonts w:ascii="Times New Roman" w:hAnsi="Times New Roman" w:cs="Times New Roman"/>
-          <w:b/>
-          <w:bCs/>
-          <w:kern w:val="0"/>
-          <w:sz w:val="28"/>
-          <w:szCs w:val="28"/>
-          <w14:ligatures w14:val="none"/>
-        </w:rPr>
-      </w:pPr>
     </w:p>
     <w:p>
       <w:pPr>
@@ -4222,116 +4449,14 @@
         <w:ind w:firstLine="720"/>
         <w:jc w:val="both"/>
         <w:rPr>
-          <w:rFonts w:ascii="Times New Roman" w:hAnsi="Times New Roman" w:cs="Times New Roman"/>
-          <w:sz w:val="24"/>
-          <w:szCs w:val="24"/>
-        </w:rPr>
-      </w:pPr>
-      <w:r>
-        <w:rPr>
-          <w:rFonts w:ascii="Times New Roman" w:hAnsi="Times New Roman" w:cs="Times New Roman"/>
-          <w:sz w:val="24"/>
-          <w:szCs w:val="24"/>
-        </w:rPr>
-        <w:t xml:space="preserve">With the data set provided by [2], the Gradient Decent algorithm </w:t>
-      </w:r>
-      <w:r>
-        <w:rPr>
-          <w:rFonts w:ascii="Times New Roman" w:hAnsi="Times New Roman" w:cs="Times New Roman"/>
-          <w:sz w:val="24"/>
-          <w:szCs w:val="24"/>
-        </w:rPr>
-        <w:t xml:space="preserve">in [5] </w:t>
-      </w:r>
-      <w:r>
-        <w:rPr>
-          <w:rFonts w:ascii="Times New Roman" w:hAnsi="Times New Roman" w:cs="Times New Roman"/>
-          <w:sz w:val="24"/>
-          <w:szCs w:val="24"/>
-        </w:rPr>
-        <w:t>is able to classify 1,</w:t>
-      </w:r>
-      <w:r>
-        <w:rPr>
-          <w:rFonts w:ascii="Times New Roman" w:hAnsi="Times New Roman" w:cs="Times New Roman"/>
-          <w:sz w:val="24"/>
-          <w:szCs w:val="24"/>
-        </w:rPr>
-        <w:t>244</w:t>
-      </w:r>
-      <w:r>
-        <w:rPr>
-          <w:rFonts w:ascii="Times New Roman" w:hAnsi="Times New Roman" w:cs="Times New Roman"/>
-          <w:sz w:val="24"/>
-          <w:szCs w:val="24"/>
-        </w:rPr>
-        <w:t xml:space="preserve"> images organized into thirty-two different species of dermatological diseases.</w:t>
-      </w:r>
-      <w:r>
-        <w:rPr>
-          <w:rFonts w:ascii="Times New Roman" w:hAnsi="Times New Roman" w:cs="Times New Roman"/>
-          <w:sz w:val="24"/>
-          <w:szCs w:val="24"/>
-        </w:rPr>
-        <w:t xml:space="preserve"> </w:t>
-      </w:r>
-      <w:bookmarkStart w:id="6" w:name="_Hlk137634784"/>
-      <w:r>
-        <w:rPr>
-          <w:rFonts w:ascii="Times New Roman" w:hAnsi="Times New Roman" w:cs="Times New Roman"/>
-          <w:sz w:val="24"/>
-          <w:szCs w:val="24"/>
-        </w:rPr>
-        <w:t>The F-Measure results for these data are as follows: (1) Precision—0.9179</w:t>
-      </w:r>
-      <w:r>
-        <w:rPr>
-          <w:rFonts w:ascii="Times New Roman" w:hAnsi="Times New Roman" w:cs="Times New Roman"/>
-          <w:sz w:val="24"/>
-          <w:szCs w:val="24"/>
-        </w:rPr>
-        <w:t xml:space="preserve">; </w:t>
-      </w:r>
-      <w:r>
-        <w:rPr>
-          <w:rFonts w:ascii="Times New Roman" w:hAnsi="Times New Roman" w:cs="Times New Roman"/>
-          <w:sz w:val="24"/>
-          <w:szCs w:val="24"/>
-        </w:rPr>
-        <w:t>(2) Recall—0.9375</w:t>
-      </w:r>
-      <w:r>
-        <w:rPr>
-          <w:rFonts w:ascii="Times New Roman" w:hAnsi="Times New Roman" w:cs="Times New Roman"/>
-          <w:sz w:val="24"/>
-          <w:szCs w:val="24"/>
-        </w:rPr>
-        <w:t xml:space="preserve">; </w:t>
-      </w:r>
-      <w:r>
-        <w:rPr>
-          <w:rFonts w:ascii="Times New Roman" w:hAnsi="Times New Roman" w:cs="Times New Roman"/>
-          <w:sz w:val="24"/>
-          <w:szCs w:val="24"/>
-        </w:rPr>
-        <w:t>(3) Accuracy— 0.9179</w:t>
-      </w:r>
-      <w:r>
-        <w:rPr>
-          <w:rFonts w:ascii="Times New Roman" w:hAnsi="Times New Roman" w:cs="Times New Roman"/>
-          <w:sz w:val="24"/>
-          <w:szCs w:val="24"/>
-        </w:rPr>
-        <w:t xml:space="preserve">; </w:t>
-      </w:r>
-      <w:r>
-        <w:rPr>
-          <w:rFonts w:ascii="Times New Roman" w:hAnsi="Times New Roman" w:cs="Times New Roman"/>
-          <w:sz w:val="24"/>
-          <w:szCs w:val="24"/>
-        </w:rPr>
-        <w:t xml:space="preserve">(4) F1— 0.9256.  </w:t>
-      </w:r>
+          <w:rFonts w:ascii="Times New Roman" w:eastAsia="Times New Roman" w:hAnsi="Times New Roman" w:cs="Times New Roman"/>
+          <w:b/>
+          <w:bCs/>
+          <w:caps/>
+          <w:sz w:val="16"/>
+          <w:szCs w:val="16"/>
+        </w:rPr>
+      </w:pPr>
     </w:p>
     <w:p>
       <w:pPr>
@@ -4339,6 +4464,192 @@
         <w:ind w:firstLine="720"/>
         <w:jc w:val="both"/>
         <w:rPr>
+          <w:rFonts w:ascii="Times New Roman" w:eastAsia="Times New Roman" w:hAnsi="Times New Roman" w:cs="Times New Roman"/>
+          <w:b/>
+          <w:bCs/>
+          <w:caps/>
+          <w:sz w:val="16"/>
+          <w:szCs w:val="16"/>
+        </w:rPr>
+      </w:pPr>
+    </w:p>
+    <w:p>
+      <w:pPr>
+        <w:spacing w:line="240" w:lineRule="auto"/>
+        <w:rPr>
+          <w:rFonts w:ascii="Times New Roman" w:eastAsia="Times New Roman" w:hAnsi="Times New Roman" w:cs="Times New Roman"/>
+          <w:b/>
+          <w:bCs/>
+          <w:caps/>
+          <w:sz w:val="16"/>
+          <w:szCs w:val="16"/>
+        </w:rPr>
+      </w:pPr>
+      <w:bookmarkStart w:id="5" w:name="_Hlk137639228"/>
+      <w:r>
+        <w:rPr>
+          <w:rFonts w:ascii="Times New Roman" w:hAnsi="Times New Roman" w:cs="Times New Roman"/>
+          <w:b/>
+          <w:bCs/>
+          <w:kern w:val="0"/>
+          <w:sz w:val="28"/>
+          <w:szCs w:val="28"/>
+          <w14:ligatures w14:val="none"/>
+        </w:rPr>
+        <w:lastRenderedPageBreak/>
+        <w:t xml:space="preserve">2.2.2  </w:t>
+      </w:r>
+      <w:r>
+        <w:rPr>
+          <w:rFonts w:ascii="Times New Roman" w:hAnsi="Times New Roman" w:cs="Times New Roman"/>
+          <w:b/>
+          <w:bCs/>
+          <w:kern w:val="0"/>
+          <w:sz w:val="28"/>
+          <w:szCs w:val="28"/>
+          <w14:ligatures w14:val="none"/>
+        </w:rPr>
+        <w:t>Derm7pt</w:t>
+      </w:r>
+    </w:p>
+    <w:bookmarkEnd w:id="5"/>
+    <w:p>
+      <w:pPr>
+        <w:spacing w:line="240" w:lineRule="auto"/>
+        <w:rPr>
+          <w:rFonts w:ascii="Times New Roman" w:hAnsi="Times New Roman" w:cs="Times New Roman"/>
+          <w:b/>
+          <w:bCs/>
+          <w:kern w:val="0"/>
+          <w:sz w:val="28"/>
+          <w:szCs w:val="28"/>
+          <w14:ligatures w14:val="none"/>
+        </w:rPr>
+      </w:pPr>
+    </w:p>
+    <w:p>
+      <w:pPr>
+        <w:spacing w:line="480" w:lineRule="auto"/>
+        <w:ind w:firstLine="720"/>
+        <w:jc w:val="both"/>
+        <w:rPr>
+          <w:rFonts w:ascii="Times New Roman" w:hAnsi="Times New Roman" w:cs="Times New Roman"/>
+          <w:sz w:val="24"/>
+          <w:szCs w:val="24"/>
+        </w:rPr>
+      </w:pPr>
+      <w:r>
+        <w:rPr>
+          <w:rFonts w:ascii="Times New Roman" w:hAnsi="Times New Roman" w:cs="Times New Roman"/>
+          <w:sz w:val="24"/>
+          <w:szCs w:val="24"/>
+        </w:rPr>
+        <w:t xml:space="preserve">With the data set provided by [2], the Gradient Decent algorithm </w:t>
+      </w:r>
+      <w:r>
+        <w:rPr>
+          <w:rFonts w:ascii="Times New Roman" w:hAnsi="Times New Roman" w:cs="Times New Roman"/>
+          <w:sz w:val="24"/>
+          <w:szCs w:val="24"/>
+        </w:rPr>
+        <w:t xml:space="preserve">in [5] </w:t>
+      </w:r>
+      <w:r>
+        <w:rPr>
+          <w:rFonts w:ascii="Times New Roman" w:hAnsi="Times New Roman" w:cs="Times New Roman"/>
+          <w:sz w:val="24"/>
+          <w:szCs w:val="24"/>
+        </w:rPr>
+        <w:t>is able to classify 1,</w:t>
+      </w:r>
+      <w:r>
+        <w:rPr>
+          <w:rFonts w:ascii="Times New Roman" w:hAnsi="Times New Roman" w:cs="Times New Roman"/>
+          <w:sz w:val="24"/>
+          <w:szCs w:val="24"/>
+        </w:rPr>
+        <w:t>244</w:t>
+      </w:r>
+      <w:r>
+        <w:rPr>
+          <w:rFonts w:ascii="Times New Roman" w:hAnsi="Times New Roman" w:cs="Times New Roman"/>
+          <w:sz w:val="24"/>
+          <w:szCs w:val="24"/>
+        </w:rPr>
+        <w:t xml:space="preserve"> images organized into thirty-two different species of dermatological diseases.</w:t>
+      </w:r>
+      <w:r>
+        <w:rPr>
+          <w:rFonts w:ascii="Times New Roman" w:hAnsi="Times New Roman" w:cs="Times New Roman"/>
+          <w:sz w:val="24"/>
+          <w:szCs w:val="24"/>
+        </w:rPr>
+        <w:t xml:space="preserve"> </w:t>
+      </w:r>
+      <w:bookmarkStart w:id="6" w:name="_Hlk137634784"/>
+      <w:r>
+        <w:rPr>
+          <w:rFonts w:ascii="Times New Roman" w:hAnsi="Times New Roman" w:cs="Times New Roman"/>
+          <w:sz w:val="24"/>
+          <w:szCs w:val="24"/>
+        </w:rPr>
+        <w:t>The F-Measure results for these data are as follows: (1) Precision—0.9179</w:t>
+      </w:r>
+      <w:r>
+        <w:rPr>
+          <w:rFonts w:ascii="Times New Roman" w:hAnsi="Times New Roman" w:cs="Times New Roman"/>
+          <w:sz w:val="24"/>
+          <w:szCs w:val="24"/>
+        </w:rPr>
+        <w:t xml:space="preserve">; </w:t>
+      </w:r>
+      <w:r>
+        <w:rPr>
+          <w:rFonts w:ascii="Times New Roman" w:hAnsi="Times New Roman" w:cs="Times New Roman"/>
+          <w:sz w:val="24"/>
+          <w:szCs w:val="24"/>
+        </w:rPr>
+        <w:t>(2) Recall—0.9375</w:t>
+      </w:r>
+      <w:r>
+        <w:rPr>
+          <w:rFonts w:ascii="Times New Roman" w:hAnsi="Times New Roman" w:cs="Times New Roman"/>
+          <w:sz w:val="24"/>
+          <w:szCs w:val="24"/>
+        </w:rPr>
+        <w:t xml:space="preserve">; </w:t>
+      </w:r>
+      <w:r>
+        <w:rPr>
+          <w:rFonts w:ascii="Times New Roman" w:hAnsi="Times New Roman" w:cs="Times New Roman"/>
+          <w:sz w:val="24"/>
+          <w:szCs w:val="24"/>
+        </w:rPr>
+        <w:t>(3) Accuracy— 0.9179</w:t>
+      </w:r>
+      <w:r>
+        <w:rPr>
+          <w:rFonts w:ascii="Times New Roman" w:hAnsi="Times New Roman" w:cs="Times New Roman"/>
+          <w:sz w:val="24"/>
+          <w:szCs w:val="24"/>
+        </w:rPr>
+        <w:t xml:space="preserve">; </w:t>
+      </w:r>
+      <w:r>
+        <w:rPr>
+          <w:rFonts w:ascii="Times New Roman" w:hAnsi="Times New Roman" w:cs="Times New Roman"/>
+          <w:sz w:val="24"/>
+          <w:szCs w:val="24"/>
+        </w:rPr>
+        <w:t xml:space="preserve">(4) F1— 0.9256.  </w:t>
+      </w:r>
+    </w:p>
+    <w:p>
+      <w:pPr>
+        <w:spacing w:line="480" w:lineRule="auto"/>
+        <w:ind w:firstLine="720"/>
+        <w:jc w:val="both"/>
+        <w:rPr>
           <w:rFonts w:ascii="Times New Roman" w:hAnsi="Times New Roman" w:cs="Times New Roman"/>
           <w:sz w:val="24"/>
           <w:szCs w:val="24"/>
@@ -4359,17 +4670,20 @@
           <w:sz w:val="24"/>
           <w:szCs w:val="24"/>
         </w:rPr>
-        <w:t xml:space="preserve">The increased scores can be accounted for by a running average </w:t>
-      </w:r>
-      <w:r>
-        <w:rPr>
-          <w:rFonts w:ascii="Times New Roman" w:hAnsi="Times New Roman" w:cs="Times New Roman"/>
-          <w:sz w:val="24"/>
-          <w:szCs w:val="24"/>
-        </w:rPr>
-        <w:lastRenderedPageBreak/>
-        <w:t>reset, followed by a running average update before k-means clustering. Apart from training, this data was entirely unsupervised.</w:t>
-      </w:r>
+        <w:t>The increased scores can be accounted for by a running average reset, followed by a running average update before k-means clustering. Apart from training, this data was entirely unsupervised.</w:t>
+      </w:r>
+    </w:p>
+    <w:p>
+      <w:pPr>
+        <w:spacing w:line="480" w:lineRule="auto"/>
+        <w:ind w:firstLine="720"/>
+        <w:jc w:val="both"/>
+        <w:rPr>
+          <w:rFonts w:ascii="Times New Roman" w:hAnsi="Times New Roman" w:cs="Times New Roman"/>
+          <w:sz w:val="24"/>
+          <w:szCs w:val="24"/>
+        </w:rPr>
+      </w:pPr>
     </w:p>
     <w:p>
       <w:pPr>
@@ -4497,111 +4811,6 @@
         </w:rPr>
         <w:t>.</w:t>
       </w:r>
-    </w:p>
-    <w:p>
-      <w:pPr>
-        <w:spacing w:line="480" w:lineRule="auto"/>
-        <w:jc w:val="both"/>
-        <w:rPr>
-          <w:rFonts w:ascii="Times New Roman" w:hAnsi="Times New Roman" w:cs="Times New Roman"/>
-          <w:b/>
-          <w:bCs/>
-          <w:kern w:val="0"/>
-          <w:sz w:val="28"/>
-          <w:szCs w:val="28"/>
-          <w14:ligatures w14:val="none"/>
-        </w:rPr>
-      </w:pPr>
-    </w:p>
-    <w:p>
-      <w:pPr>
-        <w:spacing w:line="480" w:lineRule="auto"/>
-        <w:jc w:val="both"/>
-        <w:rPr>
-          <w:rFonts w:ascii="Times New Roman" w:hAnsi="Times New Roman" w:cs="Times New Roman"/>
-          <w:b/>
-          <w:bCs/>
-          <w:kern w:val="0"/>
-          <w:sz w:val="28"/>
-          <w:szCs w:val="28"/>
-          <w14:ligatures w14:val="none"/>
-        </w:rPr>
-      </w:pPr>
-    </w:p>
-    <w:p>
-      <w:pPr>
-        <w:spacing w:line="480" w:lineRule="auto"/>
-        <w:jc w:val="both"/>
-        <w:rPr>
-          <w:rFonts w:ascii="Times New Roman" w:hAnsi="Times New Roman" w:cs="Times New Roman"/>
-          <w:b/>
-          <w:bCs/>
-          <w:kern w:val="0"/>
-          <w:sz w:val="28"/>
-          <w:szCs w:val="28"/>
-          <w14:ligatures w14:val="none"/>
-        </w:rPr>
-      </w:pPr>
-    </w:p>
-    <w:p>
-      <w:pPr>
-        <w:spacing w:line="480" w:lineRule="auto"/>
-        <w:jc w:val="both"/>
-        <w:rPr>
-          <w:rFonts w:ascii="Times New Roman" w:hAnsi="Times New Roman" w:cs="Times New Roman"/>
-          <w:b/>
-          <w:bCs/>
-          <w:kern w:val="0"/>
-          <w:sz w:val="28"/>
-          <w:szCs w:val="28"/>
-          <w14:ligatures w14:val="none"/>
-        </w:rPr>
-      </w:pPr>
-    </w:p>
-    <w:p>
-      <w:pPr>
-        <w:spacing w:line="480" w:lineRule="auto"/>
-        <w:jc w:val="both"/>
-        <w:rPr>
-          <w:rFonts w:ascii="Times New Roman" w:hAnsi="Times New Roman" w:cs="Times New Roman"/>
-          <w:b/>
-          <w:bCs/>
-          <w:kern w:val="0"/>
-          <w:sz w:val="28"/>
-          <w:szCs w:val="28"/>
-          <w14:ligatures w14:val="none"/>
-        </w:rPr>
-      </w:pPr>
-    </w:p>
-    <w:p>
-      <w:pPr>
-        <w:spacing w:line="480" w:lineRule="auto"/>
-        <w:jc w:val="both"/>
-        <w:rPr>
-          <w:rFonts w:ascii="Times New Roman" w:hAnsi="Times New Roman" w:cs="Times New Roman"/>
-          <w:b/>
-          <w:bCs/>
-          <w:kern w:val="0"/>
-          <w:sz w:val="28"/>
-          <w:szCs w:val="28"/>
-          <w14:ligatures w14:val="none"/>
-        </w:rPr>
-      </w:pPr>
-    </w:p>
-    <w:p>
-      <w:pPr>
-        <w:spacing w:line="480" w:lineRule="auto"/>
-        <w:jc w:val="both"/>
-        <w:rPr>
-          <w:rFonts w:ascii="Times New Roman" w:hAnsi="Times New Roman" w:cs="Times New Roman"/>
-          <w:b/>
-          <w:bCs/>
-          <w:kern w:val="0"/>
-          <w:sz w:val="28"/>
-          <w:szCs w:val="28"/>
-          <w14:ligatures w14:val="none"/>
-        </w:rPr>
-      </w:pPr>
     </w:p>
     <w:p>
       <w:pPr>
@@ -4724,73 +4933,7 @@
           <w:szCs w:val="24"/>
           <w14:ligatures w14:val="none"/>
         </w:rPr>
-        <w:t xml:space="preserve">I. Giotis, N. Molders, S. Land, M. Biehl, M.F. </w:t>
-      </w:r>
-      <w:proofErr w:type="spellStart"/>
-      <w:r>
-        <w:rPr>
-          <w:rFonts w:ascii="Times New Roman" w:hAnsi="Times New Roman" w:cs="Times New Roman"/>
-          <w:kern w:val="0"/>
-          <w:sz w:val="24"/>
-          <w:szCs w:val="24"/>
-          <w14:ligatures w14:val="none"/>
-        </w:rPr>
-        <w:t>Jonkman</w:t>
-      </w:r>
-      <w:proofErr w:type="spellEnd"/>
-      <w:r>
-        <w:rPr>
-          <w:rFonts w:ascii="Times New Roman" w:hAnsi="Times New Roman" w:cs="Times New Roman"/>
-          <w:kern w:val="0"/>
-          <w:sz w:val="24"/>
-          <w:szCs w:val="24"/>
-          <w14:ligatures w14:val="none"/>
-        </w:rPr>
-        <w:t xml:space="preserve"> and N. </w:t>
-      </w:r>
-      <w:proofErr w:type="spellStart"/>
-      <w:r>
-        <w:rPr>
-          <w:rFonts w:ascii="Times New Roman" w:hAnsi="Times New Roman" w:cs="Times New Roman"/>
-          <w:kern w:val="0"/>
-          <w:sz w:val="24"/>
-          <w:szCs w:val="24"/>
-          <w14:ligatures w14:val="none"/>
-        </w:rPr>
-        <w:t>Petkov</w:t>
-      </w:r>
-      <w:proofErr w:type="spellEnd"/>
-      <w:r>
-        <w:rPr>
-          <w:rFonts w:ascii="Times New Roman" w:hAnsi="Times New Roman" w:cs="Times New Roman"/>
-          <w:kern w:val="0"/>
-          <w:sz w:val="24"/>
-          <w:szCs w:val="24"/>
-          <w14:ligatures w14:val="none"/>
-        </w:rPr>
-        <w:t>: "MED-NODE: A computer-assisted melanoma diagnosis system using non-</w:t>
-      </w:r>
-      <w:proofErr w:type="spellStart"/>
-      <w:r>
-        <w:rPr>
-          <w:rFonts w:ascii="Times New Roman" w:hAnsi="Times New Roman" w:cs="Times New Roman"/>
-          <w:kern w:val="0"/>
-          <w:sz w:val="24"/>
-          <w:szCs w:val="24"/>
-          <w14:ligatures w14:val="none"/>
-        </w:rPr>
-        <w:t>dermoscopic</w:t>
-      </w:r>
-      <w:proofErr w:type="spellEnd"/>
-      <w:r>
-        <w:rPr>
-          <w:rFonts w:ascii="Times New Roman" w:hAnsi="Times New Roman" w:cs="Times New Roman"/>
-          <w:kern w:val="0"/>
-          <w:sz w:val="24"/>
-          <w:szCs w:val="24"/>
-          <w14:ligatures w14:val="none"/>
-        </w:rPr>
-        <w:t xml:space="preserve"> images", </w:t>
+        <w:t xml:space="preserve">I. Giotis, N. Molders, S. Land, M. Biehl, M.F. Jonkman and N. Petkov: "MED-NODE: A computer-assisted melanoma diagnosis system using non-dermoscopic images", </w:t>
       </w:r>
       <w:r>
         <w:rPr>
